--- a/data/outputs/v2/Maths/SS2.1_Similarity_and_Enlargement/Mathematics_Similarity_and_Enlargement_FinalExplanation_TeacherKey.docx
+++ b/data/outputs/v2/Maths/SS2.1_Similarity_and_Enlargement/Mathematics_Similarity_and_Enlargement_FinalExplanation_TeacherKey.docx
@@ -2476,7 +2476,7 @@
         </w:rPr>
         <w:t xml:space="preserve">© 2026 SeaVuria and ARES. This work is licensed under a </w:t>
       </w:r>
-      <w:hyperlink w:history="1" r:id="rId_3u_ib28pdscidiaiertr">
+      <w:hyperlink w:history="1" r:id="rId5ecwt2l7ib5xpi_eoz3q0">
         <w:r>
           <w:rPr>
             <w:rFonts w:ascii="Arial" w:cs="Arial" w:eastAsia="Arial" w:hAnsi="Arial"/>
@@ -2496,7 +2496,7 @@
         </w:rPr>
         <w:t xml:space="preserve"> (</w:t>
       </w:r>
-      <w:hyperlink w:history="1" r:id="rIdtiqy0ktn9upcy74aodgdh">
+      <w:hyperlink w:history="1" r:id="rIdddlb7yxpchxc8jqd5c253">
         <w:r>
           <w:rPr>
             <w:rFonts w:ascii="Arial" w:cs="Arial" w:eastAsia="Arial" w:hAnsi="Arial"/>
@@ -2516,7 +2516,7 @@
         </w:rPr>
         <w:t xml:space="preserve">). To view a copy of this license, visit </w:t>
       </w:r>
-      <w:hyperlink w:history="1" r:id="rIdvopu5sgqp1yq5rmxk7spg">
+      <w:hyperlink w:history="1" r:id="rIdxtfdimq_bx6mpzsksrumf">
         <w:r>
           <w:rPr>
             <w:rFonts w:ascii="Arial" w:cs="Arial" w:eastAsia="Arial" w:hAnsi="Arial"/>

--- a/data/outputs/v2/Maths/SS2.1_Similarity_and_Enlargement/Mathematics_Similarity_and_Enlargement_FinalExplanation_TeacherKey.docx
+++ b/data/outputs/v2/Maths/SS2.1_Similarity_and_Enlargement/Mathematics_Similarity_and_Enlargement_FinalExplanation_TeacherKey.docx
@@ -2476,7 +2476,7 @@
         </w:rPr>
         <w:t xml:space="preserve">© 2026 SeaVuria and ARES. This work is licensed under a </w:t>
       </w:r>
-      <w:hyperlink w:history="1" r:id="rId5ecwt2l7ib5xpi_eoz3q0">
+      <w:hyperlink w:history="1" r:id="rIdhspuumuim8-bb57qghyyk">
         <w:r>
           <w:rPr>
             <w:rFonts w:ascii="Arial" w:cs="Arial" w:eastAsia="Arial" w:hAnsi="Arial"/>
@@ -2496,7 +2496,7 @@
         </w:rPr>
         <w:t xml:space="preserve"> (</w:t>
       </w:r>
-      <w:hyperlink w:history="1" r:id="rIdddlb7yxpchxc8jqd5c253">
+      <w:hyperlink w:history="1" r:id="rIdx-ln5mvmofrcirotixkkk">
         <w:r>
           <w:rPr>
             <w:rFonts w:ascii="Arial" w:cs="Arial" w:eastAsia="Arial" w:hAnsi="Arial"/>
@@ -2516,7 +2516,7 @@
         </w:rPr>
         <w:t xml:space="preserve">). To view a copy of this license, visit </w:t>
       </w:r>
-      <w:hyperlink w:history="1" r:id="rIdxtfdimq_bx6mpzsksrumf">
+      <w:hyperlink w:history="1" r:id="rIdbzwmuldryhtk_nmrfjmyl">
         <w:r>
           <w:rPr>
             <w:rFonts w:ascii="Arial" w:cs="Arial" w:eastAsia="Arial" w:hAnsi="Arial"/>

--- a/data/outputs/v2/Maths/SS2.1_Similarity_and_Enlargement/Mathematics_Similarity_and_Enlargement_FinalExplanation_TeacherKey.docx
+++ b/data/outputs/v2/Maths/SS2.1_Similarity_and_Enlargement/Mathematics_Similarity_and_Enlargement_FinalExplanation_TeacherKey.docx
@@ -95,7 +95,7 @@
                 <w:sz w:val="22"/>
                 <w:szCs w:val="22"/>
               </w:rPr>
-              <w:t xml:space="preserve">FINAL EXPLANATION: MATHEMATICS | GRADE 10 | SUB-STRAND 2.1: SIMILARITY AND ENLARGEMENT</w:t>
+              <w:t xml:space="preserve">FINAL EXPLANATION: MATHEMATICS GRADE 10 | SUB-STRAND 2.1: SIMILARITY AND ENLARGEMENT</w:t>
             </w:r>
           </w:p>
         </w:tc>
@@ -224,7 +224,7 @@
                 <w:sz w:val="18"/>
                 <w:szCs w:val="18"/>
               </w:rPr>
-              <w:t xml:space="preserve">Driving question: Why does resizing a passport photo change its size but never its shape, and what is the mathematics that makes this possible? Use the Kimathi Street passport photo story (a 35 mm × 45 mm print and a 105 mm × 135 mm print of the same image) to answer every section. Write in full sentences, show every step of your working, and include units. Use the words from our lessons: linear scale factor (LSF), area scale factor (ASF), volume scale factor (VSF), corresponding sides, corresponding angles and similar. Write your answers in the space under each prompt.</w:t>
+              <w:t xml:space="preserve">Driving question: How can a passport photo be made bigger or smaller without changing its shape, and how do its length, area and cost change when we do so? Achieng is a Grade 10 student in Kisumu. She needs passport photos for KCSE registration and a school ID. Mr Otieno, the photographer, prints her photo as stamp size S (3 cm x 4 cm, KES 30), postcard size P (6 cm x 8 cm, KES 120) and large size L (9 cm x 12 cm). Mr Otieno charges KES 2.50 per cm2 of paper. Use the data and the ideas from our 12 lessons to answer each question in the space under it. Show your working, write units (cm, cm2, cm3, KES, L), and use the words object, image, similar, LSF, ASF and VSF correctly. Write in full sentences when you are asked to explain.</w:t>
             </w:r>
           </w:p>
         </w:tc>
@@ -285,7 +285,7 @@
                 <w:sz w:val="22"/>
                 <w:szCs w:val="22"/>
               </w:rPr>
-              <w:t xml:space="preserve">Part 1: Finding the Number that Connects the Two Prints</w:t>
+              <w:t xml:space="preserve">Part 1: Same shape, different size</w:t>
             </w:r>
           </w:p>
         </w:tc>
@@ -319,83 +319,7 @@
                 <w:sz w:val="18"/>
                 <w:szCs w:val="18"/>
               </w:rPr>
-              <w:t xml:space="preserve">A student in Nairobi has two prints of the same photo made at a studio along Kimathi Street. The small print is 35 mm wide and 45 mm tall. The large print for the school noticeboard is 105 mm wide and 135 mm tall.</w:t>
-            </w:r>
-          </w:p>
-          <w:p>
-            <w:pPr>
-              <w:spacing w:after="40" w:before="0"/>
-              <w:jc w:val="left"/>
-            </w:pPr>
-            <w:r>
-              <w:rPr>
-                <w:rFonts w:ascii="Arial" w:cs="Arial" w:eastAsia="Arial" w:hAnsi="Arial"/>
-                <w:b/>
-                <w:bCs/>
-                <w:i w:val="false"/>
-                <w:iCs w:val="false"/>
-                <w:color w:val="000000"/>
-                <w:sz w:val="18"/>
-                <w:szCs w:val="18"/>
-              </w:rPr>
-              <w:t xml:space="preserve">(a) Calculate the ratio of the large width to the small width, and the ratio of the large height to the small height. Show your working.</w:t>
-            </w:r>
-          </w:p>
-          <w:p>
-            <w:pPr>
-              <w:spacing w:after="40" w:before="0"/>
-              <w:jc w:val="left"/>
-            </w:pPr>
-            <w:r>
-              <w:rPr>
-                <w:rFonts w:ascii="Arial" w:cs="Arial" w:eastAsia="Arial" w:hAnsi="Arial"/>
-                <w:b/>
-                <w:bCs/>
-                <w:i w:val="false"/>
-                <w:iCs w:val="false"/>
-                <w:color w:val="000000"/>
-                <w:sz w:val="18"/>
-                <w:szCs w:val="18"/>
-              </w:rPr>
-              <w:t xml:space="preserve">(b) What do we call this number? Write the formula you used to find it.</w:t>
-            </w:r>
-          </w:p>
-          <w:p>
-            <w:pPr>
-              <w:spacing w:after="40" w:before="0"/>
-              <w:jc w:val="left"/>
-            </w:pPr>
-            <w:r>
-              <w:rPr>
-                <w:rFonts w:ascii="Arial" w:cs="Arial" w:eastAsia="Arial" w:hAnsi="Arial"/>
-                <w:b/>
-                <w:bCs/>
-                <w:i w:val="false"/>
-                <w:iCs w:val="false"/>
-                <w:color w:val="000000"/>
-                <w:sz w:val="18"/>
-                <w:szCs w:val="18"/>
-              </w:rPr>
-              <w:t xml:space="preserve">(c) Is this an enlargement or a reduction? How do you know from the value of the number?</w:t>
-            </w:r>
-          </w:p>
-          <w:p>
-            <w:pPr>
-              <w:spacing w:after="40" w:before="0"/>
-              <w:jc w:val="left"/>
-            </w:pPr>
-            <w:r>
-              <w:rPr>
-                <w:rFonts w:ascii="Arial" w:cs="Arial" w:eastAsia="Arial" w:hAnsi="Arial"/>
-                <w:b/>
-                <w:bCs/>
-                <w:i w:val="false"/>
-                <w:iCs w:val="false"/>
-                <w:color w:val="000000"/>
-                <w:sz w:val="18"/>
-                <w:szCs w:val="18"/>
-              </w:rPr>
-              <w:t xml:space="preserve">(d) The face on the small print has an eye-to-chin distance of 20 mm. Use the number from part (a) to find the eye-to-chin distance on the large print.</w:t>
+              <w:t xml:space="preserve">Print S is 3 cm x 4 cm with a diagonal of 5 cm. Print P is 6 cm x 8 cm with a diagonal of 10 cm. Mr Otieno also made a photo that is 6 cm x 4 cm by doubling only the width of S. (a) Using numbers, test whether P is similar to S. (b) Test whether the 6 cm x 4 cm photo is similar to S. (c) Explain in your own words what 'similar' means, and why Achieng's photo can be printed in different sizes without looking stretched.</w:t>
             </w:r>
           </w:p>
         </w:tc>
@@ -427,64 +351,7 @@
                 <w:sz w:val="18"/>
                 <w:szCs w:val="18"/>
               </w:rPr>
-              <w:t xml:space="preserve">(a) Width ratio = 105 ÷ 35 = 3. Height ratio = 135 ÷ 45 = 3. Both ratios are equal to 3.</w:t>
-            </w:r>
-          </w:p>
-          <w:p>
-            <w:pPr>
-              <w:spacing w:after="40" w:before="0"/>
-              <w:jc w:val="left"/>
-            </w:pPr>
-            <w:r>
-              <w:rPr>
-                <w:rFonts w:ascii="Arial" w:cs="Arial" w:eastAsia="Arial" w:hAnsi="Arial"/>
-                <w:b w:val="false"/>
-                <w:bCs w:val="false"/>
-                <w:i w:val="false"/>
-                <w:iCs w:val="false"/>
-                <w:color w:val="000000"/>
-                <w:sz w:val="18"/>
-                <w:szCs w:val="18"/>
-              </w:rPr>
-              <w:t xml:space="preserve">(b) This number is the Linear Scale Factor (LSF). LSF = length in the enlarged figure ÷ corresponding length in the original figure.</w:t>
-            </w:r>
-          </w:p>
-          <w:p>
-            <w:pPr>
-              <w:spacing w:after="40" w:before="0"/>
-              <w:jc w:val="left"/>
-            </w:pPr>
-            <w:r>
-              <w:rPr>
-                <w:rFonts w:ascii="Arial" w:cs="Arial" w:eastAsia="Arial" w:hAnsi="Arial"/>
-                <w:b w:val="false"/>
-                <w:bCs w:val="false"/>
-                <w:i w:val="false"/>
-                <w:iCs w:val="false"/>
-                <w:color w:val="000000"/>
-                <w:sz w:val="18"/>
-                <w:szCs w:val="18"/>
-              </w:rPr>
-              <w:t xml:space="preserve">(c) It is an enlargement, because the LSF is 3, which is greater than 1. Every length on the large print is longer than the matching length on the small print.</w:t>
-            </w:r>
-          </w:p>
-          <w:p>
-            <w:pPr>
-              <w:spacing w:after="40" w:before="0"/>
-              <w:jc w:val="left"/>
-            </w:pPr>
-            <w:r>
-              <w:rPr>
-                <w:rFonts w:ascii="Arial" w:cs="Arial" w:eastAsia="Arial" w:hAnsi="Arial"/>
-                <w:b w:val="false"/>
-                <w:bCs w:val="false"/>
-                <w:i w:val="false"/>
-                <w:iCs w:val="false"/>
-                <w:color w:val="000000"/>
-                <w:sz w:val="18"/>
-                <w:szCs w:val="18"/>
-              </w:rPr>
-              <w:t xml:space="preserve">(d) Every length is multiplied by the LSF, so the eye-to-chin distance on the large print is 20 mm × 3 = 60 mm.</w:t>
+              <w:t xml:space="preserve">(a) Both S and P are rectangles, so all corresponding angles are 90 degrees and equal. The sides are in the same ratio: width 6/3 = 2, height 8/4 = 2, diagonal 10/5 = 2. Angles are equal and all sides have the same ratio, so P is similar to S. (b) The 6 cm x 4 cm photo also has four right angles, but the width ratio is 6/3 = 2 and the height ratio is 4/4 = 1. The ratios are different, so it is not similar to S. It is stretched. (c) Similar figures have the same shape but the size may differ. Corresponding angles must be equal AND corresponding sides must be in the same ratio. Achieng's photo can be printed bigger or smaller because every length is multiplied by the same number, so no direction is stretched more than another. (Congruent would mean the same shape and the same size.)</w:t>
             </w:r>
           </w:p>
         </w:tc>
@@ -545,7 +412,7 @@
                 <w:sz w:val="22"/>
                 <w:szCs w:val="22"/>
               </w:rPr>
-              <w:t xml:space="preserve">Part 2: Why the Shape Is Kept, and Why a Distorted Photo Is Not Similar</w:t>
+              <w:t xml:space="preserve">Part 2: The linear scale factor</w:t>
             </w:r>
           </w:p>
         </w:tc>
@@ -579,83 +446,7 @@
                 <w:sz w:val="18"/>
                 <w:szCs w:val="18"/>
               </w:rPr>
-              <w:t xml:space="preserve">The photographer accidentally makes a third print by tripling the width of the small photo but leaving the height at 45 mm. The face looks squashed and unrecognisable.</w:t>
-            </w:r>
-          </w:p>
-          <w:p>
-            <w:pPr>
-              <w:spacing w:after="40" w:before="0"/>
-              <w:jc w:val="left"/>
-            </w:pPr>
-            <w:r>
-              <w:rPr>
-                <w:rFonts w:ascii="Arial" w:cs="Arial" w:eastAsia="Arial" w:hAnsi="Arial"/>
-                <w:b/>
-                <w:bCs/>
-                <w:i w:val="false"/>
-                <w:iCs w:val="false"/>
-                <w:color w:val="000000"/>
-                <w:sz w:val="18"/>
-                <w:szCs w:val="18"/>
-              </w:rPr>
-              <w:t xml:space="preserve">(a) Write the width and height of the distorted print and calculate the ratio of new width to old width and the ratio of new height to old height.</w:t>
-            </w:r>
-          </w:p>
-          <w:p>
-            <w:pPr>
-              <w:spacing w:after="40" w:before="0"/>
-              <w:jc w:val="left"/>
-            </w:pPr>
-            <w:r>
-              <w:rPr>
-                <w:rFonts w:ascii="Arial" w:cs="Arial" w:eastAsia="Arial" w:hAnsi="Arial"/>
-                <w:b/>
-                <w:bCs/>
-                <w:i w:val="false"/>
-                <w:iCs w:val="false"/>
-                <w:color w:val="000000"/>
-                <w:sz w:val="18"/>
-                <w:szCs w:val="18"/>
-              </w:rPr>
-              <w:t xml:space="preserve">(b) State the two conditions that must both be true for two figures to be similar.</w:t>
-            </w:r>
-          </w:p>
-          <w:p>
-            <w:pPr>
-              <w:spacing w:after="40" w:before="0"/>
-              <w:jc w:val="left"/>
-            </w:pPr>
-            <w:r>
-              <w:rPr>
-                <w:rFonts w:ascii="Arial" w:cs="Arial" w:eastAsia="Arial" w:hAnsi="Arial"/>
-                <w:b/>
-                <w:bCs/>
-                <w:i w:val="false"/>
-                <w:iCs w:val="false"/>
-                <w:color w:val="000000"/>
-                <w:sz w:val="18"/>
-                <w:szCs w:val="18"/>
-              </w:rPr>
-              <w:t xml:space="preserve">(c) Use your answer to (a) and the conditions in (b) to explain why the distorted print is not similar to the small print, while the 105 mm × 135 mm print is.</w:t>
-            </w:r>
-          </w:p>
-          <w:p>
-            <w:pPr>
-              <w:spacing w:after="40" w:before="0"/>
-              <w:jc w:val="left"/>
-            </w:pPr>
-            <w:r>
-              <w:rPr>
-                <w:rFonts w:ascii="Arial" w:cs="Arial" w:eastAsia="Arial" w:hAnsi="Arial"/>
-                <w:b/>
-                <w:bCs/>
-                <w:i w:val="false"/>
-                <w:iCs w:val="false"/>
-                <w:color w:val="000000"/>
-                <w:sz w:val="18"/>
-                <w:szCs w:val="18"/>
-              </w:rPr>
-              <w:t xml:space="preserve">(d) Explain why similarity is a multiplicative relationship and not an additive one. Give one example from the photos.</w:t>
+              <w:t xml:space="preserve">(a) Treat S as the object and P as the image. Write the formula for the linear scale factor k and use it to find k for S to P using the width, the height and the diagonal. (b) Find k for S to L. (c) Mr Otieno wants to turn P back into S. Find k for P to S and say whether this is an enlargement or a reduction. (d) Achieng's friend says, 'Mr Otieno made P by adding 3 cm to each side of S.' Is she right? Explain using the lengths of S and P.</w:t>
             </w:r>
           </w:p>
         </w:tc>
@@ -687,64 +478,7 @@
                 <w:sz w:val="18"/>
                 <w:szCs w:val="18"/>
               </w:rPr>
-              <w:t xml:space="preserve">(a) The distorted print is 105 mm wide and 45 mm tall. Width ratio = 105 ÷ 35 = 3. Height ratio = 45 ÷ 45 = 1. The two ratios are 3 and 1, so they are not equal.</w:t>
-            </w:r>
-          </w:p>
-          <w:p>
-            <w:pPr>
-              <w:spacing w:after="40" w:before="0"/>
-              <w:jc w:val="left"/>
-            </w:pPr>
-            <w:r>
-              <w:rPr>
-                <w:rFonts w:ascii="Arial" w:cs="Arial" w:eastAsia="Arial" w:hAnsi="Arial"/>
-                <w:b w:val="false"/>
-                <w:bCs w:val="false"/>
-                <w:i w:val="false"/>
-                <w:iCs w:val="false"/>
-                <w:color w:val="000000"/>
-                <w:sz w:val="18"/>
-                <w:szCs w:val="18"/>
-              </w:rPr>
-              <w:t xml:space="preserve">(b) Two figures are similar if and only if (1) all corresponding angles are equal, AND (2) all ratios of corresponding sides are equal. This constant ratio is the LSF.</w:t>
-            </w:r>
-          </w:p>
-          <w:p>
-            <w:pPr>
-              <w:spacing w:after="40" w:before="0"/>
-              <w:jc w:val="left"/>
-            </w:pPr>
-            <w:r>
-              <w:rPr>
-                <w:rFonts w:ascii="Arial" w:cs="Arial" w:eastAsia="Arial" w:hAnsi="Arial"/>
-                <w:b w:val="false"/>
-                <w:bCs w:val="false"/>
-                <w:i w:val="false"/>
-                <w:iCs w:val="false"/>
-                <w:color w:val="000000"/>
-                <w:sz w:val="18"/>
-                <w:szCs w:val="18"/>
-              </w:rPr>
-              <w:t xml:space="preserve">(c) For the distorted print the side ratios are 3 and 1, so condition (2) fails and there is no single LSF. The face is stretched sideways only, so it loses its shape. For the 105 mm × 135 mm print both ratios are 3, so every length is multiplied by the same LSF. The angles stay equal and the print is similar to the small one, which is why the face looks identical.</w:t>
-            </w:r>
-          </w:p>
-          <w:p>
-            <w:pPr>
-              <w:spacing w:after="40" w:before="0"/>
-              <w:jc w:val="left"/>
-            </w:pPr>
-            <w:r>
-              <w:rPr>
-                <w:rFonts w:ascii="Arial" w:cs="Arial" w:eastAsia="Arial" w:hAnsi="Arial"/>
-                <w:b w:val="false"/>
-                <w:bCs w:val="false"/>
-                <w:i w:val="false"/>
-                <w:iCs w:val="false"/>
-                <w:color w:val="000000"/>
-                <w:sz w:val="18"/>
-                <w:szCs w:val="18"/>
-              </w:rPr>
-              <w:t xml:space="preserve">(d) Similar figures are linked by multiplying every length by the same number, not by adding the same amount to each length. For example, adding 70 mm to both sides of the small print would give 105 mm × 115 mm, where the ratios are 3 and about 2.56 and the shape changes. Multiplying both sides by 3 gives 105 mm × 135 mm and the shape is kept.</w:t>
+              <w:t xml:space="preserve">(a) k = image length / object length, using the same units and corresponding sides in the same order. Width: 6/3 = 2. Height: 8/4 = 2. Diagonal: 10/5 = 2. So k = 2 for S to P. (b) S to L: 9/3 = 3 and 12/4 = 3, so k = 3. (c) P to S: 3/6 = 1/2 (also 4/8 = 1/2 and 5/10 = 1/2). Since 0 &lt; k &lt; 1 this is a reduction, which is still an enlargement with a fractional scale factor. (d) She is not right. Adding 3 cm to each side of S gives 6 cm x 7 cm, not 6 cm x 8 cm. The ratios would be 6/3 = 2 and 7/4 = 1.75, which are not the same, so the photo would be stretched and not similar to S. Enlargement works by multiplying every length by the same k, not by adding. Here every length is multiplied by 2: 3 to 6, 4 to 8 and diagonal 5 to 10. Adding 3 cm to the width and 4 cm to the height happens to give 6 x 8 only because 3 and 4 are exactly the amounts that doubling adds. It would not work for other sizes, such as L, which needs 6 cm added to the width and 8 cm to the height.</w:t>
             </w:r>
           </w:p>
         </w:tc>
@@ -805,7 +539,7 @@
                 <w:sz w:val="22"/>
                 <w:szCs w:val="22"/>
               </w:rPr>
-              <w:t xml:space="preserve">Part 3: From Lengths to Area and Volume</w:t>
+              <w:t xml:space="preserve">Part 3: Area and cost</w:t>
             </w:r>
           </w:p>
         </w:tc>
@@ -839,64 +573,7 @@
                 <w:sz w:val="18"/>
                 <w:szCs w:val="18"/>
               </w:rPr>
-              <w:t xml:space="preserve">(a) Calculate the area of the small print and the area of the large print in mm². Then find the ratio of the large area to the small area.</w:t>
-            </w:r>
-          </w:p>
-          <w:p>
-            <w:pPr>
-              <w:spacing w:after="40" w:before="0"/>
-              <w:jc w:val="left"/>
-            </w:pPr>
-            <w:r>
-              <w:rPr>
-                <w:rFonts w:ascii="Arial" w:cs="Arial" w:eastAsia="Arial" w:hAnsi="Arial"/>
-                <w:b/>
-                <w:bCs/>
-                <w:i w:val="false"/>
-                <w:iCs w:val="false"/>
-                <w:color w:val="000000"/>
-                <w:sz w:val="18"/>
-                <w:szCs w:val="18"/>
-              </w:rPr>
-              <w:t xml:space="preserve">(b) Using a small rectangle with sides l and w that is enlarged by LSF k, write an algebraic proof showing how the area changes. State the relationship between ASF and LSF.</w:t>
-            </w:r>
-          </w:p>
-          <w:p>
-            <w:pPr>
-              <w:spacing w:after="40" w:before="0"/>
-              <w:jc w:val="left"/>
-            </w:pPr>
-            <w:r>
-              <w:rPr>
-                <w:rFonts w:ascii="Arial" w:cs="Arial" w:eastAsia="Arial" w:hAnsi="Arial"/>
-                <w:b/>
-                <w:bCs/>
-                <w:i w:val="false"/>
-                <w:iCs w:val="false"/>
-                <w:color w:val="000000"/>
-                <w:sz w:val="18"/>
-                <w:szCs w:val="18"/>
-              </w:rPr>
-              <w:t xml:space="preserve">(c) The photo had been a three-dimensional object instead of a flat print, and every length was multiplied by 3. State the relationship between VSF and LSF and calculate the VSF.</w:t>
-            </w:r>
-          </w:p>
-          <w:p>
-            <w:pPr>
-              <w:spacing w:after="40" w:before="0"/>
-              <w:jc w:val="left"/>
-            </w:pPr>
-            <w:r>
-              <w:rPr>
-                <w:rFonts w:ascii="Arial" w:cs="Arial" w:eastAsia="Arial" w:hAnsi="Arial"/>
-                <w:b/>
-                <w:bCs/>
-                <w:i w:val="false"/>
-                <w:iCs w:val="false"/>
-                <w:color w:val="000000"/>
-                <w:sz w:val="18"/>
-                <w:szCs w:val="18"/>
-              </w:rPr>
-              <w:t xml:space="preserve">(d) A student says: 'The large print is 3 times as big, so it uses 3 times as much paper.' Explain what is wrong with this statement.</w:t>
+              <w:t xml:space="preserve">(a) Find the area of S, P and L in cm2. (b) Find the cost of each print at KES 2.50 per cm2. (c) Compare P with S. By how many times are the lengths multiplied, the area multiplied and the cost multiplied? (d) Explain why the price of P is KES 120 and not KES 60. (e) Without measuring, use k = 3 to predict the cost of L compared with S and check it with your answer to (b).</w:t>
             </w:r>
           </w:p>
         </w:tc>
@@ -928,64 +605,7 @@
                 <w:sz w:val="18"/>
                 <w:szCs w:val="18"/>
               </w:rPr>
-              <w:t xml:space="preserve">(a) Small area = 35 × 45 = 1 575 mm². Large area = 105 × 135 = 14 175 mm². Ratio = 14 175 ÷ 1 575 = 9.</w:t>
-            </w:r>
-          </w:p>
-          <w:p>
-            <w:pPr>
-              <w:spacing w:after="40" w:before="0"/>
-              <w:jc w:val="left"/>
-            </w:pPr>
-            <w:r>
-              <w:rPr>
-                <w:rFonts w:ascii="Arial" w:cs="Arial" w:eastAsia="Arial" w:hAnsi="Arial"/>
-                <w:b w:val="false"/>
-                <w:bCs w:val="false"/>
-                <w:i w:val="false"/>
-                <w:iCs w:val="false"/>
-                <w:color w:val="000000"/>
-                <w:sz w:val="18"/>
-                <w:szCs w:val="18"/>
-              </w:rPr>
-              <w:t xml:space="preserve">(b) The original area is l × w. After enlargement the sides are kl and kw, so the new area = (kl)(kw) = k²(lw). The area is multiplied by k², so ASF = LSF². For the photos, ASF = 3² = 9, which matches part (a).</w:t>
-            </w:r>
-          </w:p>
-          <w:p>
-            <w:pPr>
-              <w:spacing w:after="40" w:before="0"/>
-              <w:jc w:val="left"/>
-            </w:pPr>
-            <w:r>
-              <w:rPr>
-                <w:rFonts w:ascii="Arial" w:cs="Arial" w:eastAsia="Arial" w:hAnsi="Arial"/>
-                <w:b w:val="false"/>
-                <w:bCs w:val="false"/>
-                <w:i w:val="false"/>
-                <w:iCs w:val="false"/>
-                <w:color w:val="000000"/>
-                <w:sz w:val="18"/>
-                <w:szCs w:val="18"/>
-              </w:rPr>
-              <w:t xml:space="preserve">(c) VSF = LSF³. With LSF = 3, VSF = 3³ = 27, so the volume would be 27 times larger.</w:t>
-            </w:r>
-          </w:p>
-          <w:p>
-            <w:pPr>
-              <w:spacing w:after="40" w:before="0"/>
-              <w:jc w:val="left"/>
-            </w:pPr>
-            <w:r>
-              <w:rPr>
-                <w:rFonts w:ascii="Arial" w:cs="Arial" w:eastAsia="Arial" w:hAnsi="Arial"/>
-                <w:b w:val="false"/>
-                <w:bCs w:val="false"/>
-                <w:i w:val="false"/>
-                <w:iCs w:val="false"/>
-                <w:color w:val="000000"/>
-                <w:sz w:val="18"/>
-                <w:szCs w:val="18"/>
-              </w:rPr>
-              <w:t xml:space="preserve">(d) The student has only used the LSF, which describes lengths. Paper is measured by area, so we must use ASF = LSF² = 9. The large print uses 9 times as much paper, not 3 times.</w:t>
+              <w:t xml:space="preserve">(a) S: 3 x 4 = 12 cm2. P: 6 x 8 = 48 cm2. L: 9 x 12 = 108 cm2. (b) S: 12 x 2.50 = KES 30. P: 48 x 2.50 = KES 120. L: 108 x 2.50 = KES 270. (c) From S to P the lengths are multiplied by 2 (k = 2). The area is multiplied by 48/12 = 4, and the cost by 120/30 = 4. (d) The ASF = k^2 = 2^2 = 4. Doubling the length and the width makes the picture 4 times as big in area, and Mr Otieno charges for the area of paper, not for the length. So the price is 4 x KES 30 = KES 120, not 2 x KES 30 = KES 60. (e) For k = 3, ASF = 3^2 = 9, and cost follows area, so L should cost 9 x KES 30 = KES 270. This matches 108 x 2.50 = KES 270.</w:t>
             </w:r>
           </w:p>
         </w:tc>
@@ -1046,7 +666,7 @@
                 <w:sz w:val="22"/>
                 <w:szCs w:val="22"/>
               </w:rPr>
-              <w:t xml:space="preserve">Part 4: Choosing the Correct Scale Factor in Kenyan Problems</w:t>
+              <w:t xml:space="preserve">Part 4: Beyond photos</w:t>
             </w:r>
           </w:p>
         </w:tc>
@@ -1080,83 +700,7 @@
                 <w:sz w:val="18"/>
                 <w:szCs w:val="18"/>
               </w:rPr>
-              <w:t xml:space="preserve">Before you calculate, state which scale factor (LSF, ASF or VSF) the problem gives you and which one you need.</w:t>
-            </w:r>
-          </w:p>
-          <w:p>
-            <w:pPr>
-              <w:spacing w:after="40" w:before="0"/>
-              <w:jc w:val="left"/>
-            </w:pPr>
-            <w:r>
-              <w:rPr>
-                <w:rFonts w:ascii="Arial" w:cs="Arial" w:eastAsia="Arial" w:hAnsi="Arial"/>
-                <w:b/>
-                <w:bCs/>
-                <w:i w:val="false"/>
-                <w:iCs w:val="false"/>
-                <w:color w:val="000000"/>
-                <w:sz w:val="18"/>
-                <w:szCs w:val="18"/>
-              </w:rPr>
-              <w:t xml:space="preserve">(a) A maize plot in Kericho is represented by a plan. The real plot is similar to the plan, with LSF = 5 from plan to real plot. The plan has an area of 120 m². Find the area of the real plot.</w:t>
-            </w:r>
-          </w:p>
-          <w:p>
-            <w:pPr>
-              <w:spacing w:after="40" w:before="0"/>
-              <w:jc w:val="left"/>
-            </w:pPr>
-            <w:r>
-              <w:rPr>
-                <w:rFonts w:ascii="Arial" w:cs="Arial" w:eastAsia="Arial" w:hAnsi="Arial"/>
-                <w:b/>
-                <w:bCs/>
-                <w:i w:val="false"/>
-                <w:iCs w:val="false"/>
-                <w:color w:val="000000"/>
-                <w:sz w:val="18"/>
-                <w:szCs w:val="18"/>
-              </w:rPr>
-              <w:t xml:space="preserve">(b) A road sign near Nakuru is similar to a model sign. The model sign has an area of 900 cm² and the real sign has an LSF of 4 compared with the model. Find the area of the real sign.</w:t>
-            </w:r>
-          </w:p>
-          <w:p>
-            <w:pPr>
-              <w:spacing w:after="40" w:before="0"/>
-              <w:jc w:val="left"/>
-            </w:pPr>
-            <w:r>
-              <w:rPr>
-                <w:rFonts w:ascii="Arial" w:cs="Arial" w:eastAsia="Arial" w:hAnsi="Arial"/>
-                <w:b/>
-                <w:bCs/>
-                <w:i w:val="false"/>
-                <w:iCs w:val="false"/>
-                <w:color w:val="000000"/>
-                <w:sz w:val="18"/>
-                <w:szCs w:val="18"/>
-              </w:rPr>
-              <w:t xml:space="preserve">(c) A small water tank on a Kericho tea farm holds 40 litres. A similar larger tank has LSF = 3 compared with the small one. Find the capacity of the larger tank.</w:t>
-            </w:r>
-          </w:p>
-          <w:p>
-            <w:pPr>
-              <w:spacing w:after="40" w:before="0"/>
-              <w:jc w:val="left"/>
-            </w:pPr>
-            <w:r>
-              <w:rPr>
-                <w:rFonts w:ascii="Arial" w:cs="Arial" w:eastAsia="Arial" w:hAnsi="Arial"/>
-                <w:b/>
-                <w:bCs/>
-                <w:i w:val="false"/>
-                <w:iCs w:val="false"/>
-                <w:color w:val="000000"/>
-                <w:sz w:val="18"/>
-                <w:szCs w:val="18"/>
-              </w:rPr>
-              <w:t xml:space="preserve">(d) A map of Nairobi to Nakuru uses a scale of 1 : 500 000. The distance between the towns on the map is 18 cm. Find the real distance in kilometres.</w:t>
+              <w:t xml:space="preserve">(a) A small jerrycan holds 5 L. A similar larger jerrycan has every length twice as big (LSF 2). How much does it hold? Show how you worked it out. (b) A cube has side 2 cm. Find the volume of a similar cube with LSF 3. (c) On a map with scale 1:5,000,000, the road from Nairobi to Mombasa measures 8.8 cm. Find the real distance in km. (d) A classroom plan is drawn to scale 1:50 and measures 16 cm x 12 cm. The real room is 8 m x 6 m. Floor tiles cost KES 800 per m2. Find the cost of tiling the floor. (e) Copy and complete: when every length is multiplied by k, the length is multiplied by ___, the area by ___ and the volume by ___. State when this rule works.</w:t>
             </w:r>
           </w:p>
         </w:tc>
@@ -1188,64 +732,7 @@
                 <w:sz w:val="18"/>
                 <w:szCs w:val="18"/>
               </w:rPr>
-              <w:t xml:space="preserve">(a) Given: LSF = 5. Needed: ASF, because the problem is about area. ASF = 5² = 25. Real area = 120 × 25 = 3 000 m².</w:t>
-            </w:r>
-          </w:p>
-          <w:p>
-            <w:pPr>
-              <w:spacing w:after="40" w:before="0"/>
-              <w:jc w:val="left"/>
-            </w:pPr>
-            <w:r>
-              <w:rPr>
-                <w:rFonts w:ascii="Arial" w:cs="Arial" w:eastAsia="Arial" w:hAnsi="Arial"/>
-                <w:b w:val="false"/>
-                <w:bCs w:val="false"/>
-                <w:i w:val="false"/>
-                <w:iCs w:val="false"/>
-                <w:color w:val="000000"/>
-                <w:sz w:val="18"/>
-                <w:szCs w:val="18"/>
-              </w:rPr>
-              <w:t xml:space="preserve">(b) Given: LSF = 4. Needed: ASF. ASF = 4² = 16. Real area = 900 × 16 = 14 400 cm².</w:t>
-            </w:r>
-          </w:p>
-          <w:p>
-            <w:pPr>
-              <w:spacing w:after="40" w:before="0"/>
-              <w:jc w:val="left"/>
-            </w:pPr>
-            <w:r>
-              <w:rPr>
-                <w:rFonts w:ascii="Arial" w:cs="Arial" w:eastAsia="Arial" w:hAnsi="Arial"/>
-                <w:b w:val="false"/>
-                <w:bCs w:val="false"/>
-                <w:i w:val="false"/>
-                <w:iCs w:val="false"/>
-                <w:color w:val="000000"/>
-                <w:sz w:val="18"/>
-                <w:szCs w:val="18"/>
-              </w:rPr>
-              <w:t xml:space="preserve">(c) Given: LSF = 3. Needed: VSF, because capacity is a volume. VSF = 3³ = 27. Larger capacity = 40 × 27 = 1 080 litres.</w:t>
-            </w:r>
-          </w:p>
-          <w:p>
-            <w:pPr>
-              <w:spacing w:after="40" w:before="0"/>
-              <w:jc w:val="left"/>
-            </w:pPr>
-            <w:r>
-              <w:rPr>
-                <w:rFonts w:ascii="Arial" w:cs="Arial" w:eastAsia="Arial" w:hAnsi="Arial"/>
-                <w:b w:val="false"/>
-                <w:bCs w:val="false"/>
-                <w:i w:val="false"/>
-                <w:iCs w:val="false"/>
-                <w:color w:val="000000"/>
-                <w:sz w:val="18"/>
-                <w:szCs w:val="18"/>
-              </w:rPr>
-              <w:t xml:space="preserve">(d) Given: LSF = 500 000 (map to real). Needed: LSF, because the question is about a length. Real distance = 18 × 500 000 = 9 000 000 cm. Converting, 9 000 000 cm ÷ 100 000 = 90 km.</w:t>
+              <w:t xml:space="preserve">(a) VSF = k^3 = 2^3 = 8. Volume = 5 x 8 = 40 L. The length, width and height each double, so the volume is multiplied by 2 x 2 x 2 = 8. (b) The 2 cm cube has volume 2 x 2 x 2 = 8 cm3. With k = 3 the side is 6 cm and the volume is 6 x 6 x 6 = 216 cm3, which is 27 = 3^3 times as much. (c) Real distance = map length x n = 8.8 x 5,000,000 = 44,000,000 cm = 440 km. (d) The real floor area is 8 x 6 = 48 m2. Check with ASF: 192 cm2 x 50^2 = 192 x 2500 = 480,000 cm2 = 48 m2. Cost = 48 x KES 800 = KES 38,400. (e) The length is multiplied by k, the area by k^2 (ASF) and the volume by k^3 (VSF). This works only for similar figures or objects, where every length is multiplied by the same k.</w:t>
             </w:r>
           </w:p>
         </w:tc>
@@ -1306,7 +793,7 @@
                 <w:sz w:val="22"/>
                 <w:szCs w:val="22"/>
               </w:rPr>
-              <w:t xml:space="preserve">Part 5: The Final Explanation</w:t>
+              <w:t xml:space="preserve">Part 5: Putting the whole explanation together</w:t>
             </w:r>
           </w:p>
         </w:tc>
@@ -1340,106 +827,7 @@
                 <w:sz w:val="18"/>
                 <w:szCs w:val="18"/>
               </w:rPr>
-              <w:t xml:space="preserve">Write a complete answer to the driving question: Why does resizing a passport photo change its size but never its shape, and what is the mathematics that makes this possible?</w:t>
-            </w:r>
-          </w:p>
-          <w:p>
-            <w:pPr>
-              <w:spacing w:after="40" w:before="0"/>
-              <w:jc w:val="left"/>
-            </w:pPr>
-            <w:r>
-              <w:rPr>
-                <w:rFonts w:ascii="Arial" w:cs="Arial" w:eastAsia="Arial" w:hAnsi="Arial"/>
-                <w:b/>
-                <w:bCs/>
-                <w:i w:val="false"/>
-                <w:iCs w:val="false"/>
-                <w:color w:val="000000"/>
-                <w:sz w:val="18"/>
-                <w:szCs w:val="18"/>
-              </w:rPr>
-              <w:t xml:space="preserve">Your answer must:</w:t>
-            </w:r>
-          </w:p>
-          <w:p>
-            <w:pPr>
-              <w:spacing w:after="30" w:before="0"/>
-              <w:ind w:left="360" w:hanging="180"/>
-              <w:jc w:val="left"/>
-            </w:pPr>
-            <w:r>
-              <w:rPr>
-                <w:rFonts w:ascii="Arial" w:cs="Arial" w:eastAsia="Arial" w:hAnsi="Arial"/>
-                <w:b/>
-                <w:bCs/>
-                <w:i w:val="false"/>
-                <w:iCs w:val="false"/>
-                <w:color w:val="000000"/>
-                <w:sz w:val="18"/>
-                <w:szCs w:val="18"/>
-              </w:rPr>
-              <w:t xml:space="preserve">–  refer to the 35 mm × 45 mm and 105 mm × 135 mm prints and the distorted print;</w:t>
-            </w:r>
-          </w:p>
-          <w:p>
-            <w:pPr>
-              <w:spacing w:after="30" w:before="0"/>
-              <w:ind w:left="360" w:hanging="180"/>
-              <w:jc w:val="left"/>
-            </w:pPr>
-            <w:r>
-              <w:rPr>
-                <w:rFonts w:ascii="Arial" w:cs="Arial" w:eastAsia="Arial" w:hAnsi="Arial"/>
-                <w:b/>
-                <w:bCs/>
-                <w:i w:val="false"/>
-                <w:iCs w:val="false"/>
-                <w:color w:val="000000"/>
-                <w:sz w:val="18"/>
-                <w:szCs w:val="18"/>
-              </w:rPr>
-              <w:t xml:space="preserve">–  explain the role of the LSF, corresponding angles and the ratios of corresponding sides;</w:t>
-            </w:r>
-          </w:p>
-          <w:p>
-            <w:pPr>
-              <w:spacing w:after="30" w:before="0"/>
-              <w:ind w:left="360" w:hanging="180"/>
-              <w:jc w:val="left"/>
-            </w:pPr>
-            <w:r>
-              <w:rPr>
-                <w:rFonts w:ascii="Arial" w:cs="Arial" w:eastAsia="Arial" w:hAnsi="Arial"/>
-                <w:b/>
-                <w:bCs/>
-                <w:i w:val="false"/>
-                <w:iCs w:val="false"/>
-                <w:color w:val="000000"/>
-                <w:sz w:val="18"/>
-                <w:szCs w:val="18"/>
-              </w:rPr>
-              <w:t xml:space="preserve">–  explain what happens to area and to volume;</w:t>
-            </w:r>
-          </w:p>
-          <w:p>
-            <w:pPr>
-              <w:spacing w:after="30" w:before="0"/>
-              <w:ind w:left="360" w:hanging="180"/>
-              <w:jc w:val="left"/>
-            </w:pPr>
-            <w:r>
-              <w:rPr>
-                <w:rFonts w:ascii="Arial" w:cs="Arial" w:eastAsia="Arial" w:hAnsi="Arial"/>
-                <w:b/>
-                <w:bCs/>
-                <w:i w:val="false"/>
-                <w:iCs w:val="false"/>
-                <w:color w:val="000000"/>
-                <w:sz w:val="18"/>
-                <w:szCs w:val="18"/>
-              </w:rPr>
-              <w:t xml:space="preserve">–  explain what the centre of enlargement tells us about how the photo was resized.</w:t>
+              <w:t xml:space="preserve">Answer the driving question: How can a passport photo be made bigger or smaller without changing its shape, and how do its length, area and cost change when we do so? Write a clear explanation for a classmate who missed the lessons. Use Achieng's prints S, P and L, the 6 cm x 4 cm photo, and the jerrycan or another example. Include (a) the rule for keeping the shape, (b) how length, area and cost change, with numbers, and (c) what goes wrong if only the width is doubled.</w:t>
             </w:r>
           </w:p>
         </w:tc>
@@ -1471,45 +859,7 @@
                 <w:sz w:val="18"/>
                 <w:szCs w:val="18"/>
               </w:rPr>
-              <w:t xml:space="preserve">Resizing a passport photo changes its size but not its shape because the photographer's software multiplies every length by the same number, the Linear Scale Factor. For the 35 mm × 45 mm print and the 105 mm × 135 mm print, 105 ÷ 35 = 3 and 135 ÷ 45 = 3, so LSF = 3. When every length is multiplied by the same LSF, all corresponding angles stay equal and all ratios of corresponding sides stay equal. These are the two conditions for similar figures, so the two prints are similar and the face looks identical. In the distorted print only the width was multiplied by 3 and the height was multiplied by 1. The side ratios (3 and 1) are not equal, so the figures are not similar and the face is squashed.</w:t>
-            </w:r>
-          </w:p>
-          <w:p>
-            <w:pPr>
-              <w:spacing w:after="40" w:before="0"/>
-              <w:jc w:val="left"/>
-            </w:pPr>
-            <w:r>
-              <w:rPr>
-                <w:rFonts w:ascii="Arial" w:cs="Arial" w:eastAsia="Arial" w:hAnsi="Arial"/>
-                <w:b w:val="false"/>
-                <w:bCs w:val="false"/>
-                <w:i w:val="false"/>
-                <w:iCs w:val="false"/>
-                <w:color w:val="000000"/>
-                <w:sz w:val="18"/>
-                <w:szCs w:val="18"/>
-              </w:rPr>
-              <w:t xml:space="preserve">The LSF also controls area and volume. Areas change by ASF = LSF² = 3² = 9, which we confirmed with 1 575 mm² and 14 175 mm², so the large print uses 9 times as much paper. For a three-dimensional object, volumes would change by VSF = LSF³ = 27.</w:t>
-            </w:r>
-          </w:p>
-          <w:p>
-            <w:pPr>
-              <w:spacing w:after="40" w:before="0"/>
-              <w:jc w:val="left"/>
-            </w:pPr>
-            <w:r>
-              <w:rPr>
-                <w:rFonts w:ascii="Arial" w:cs="Arial" w:eastAsia="Arial" w:hAnsi="Arial"/>
-                <w:b w:val="false"/>
-                <w:bCs w:val="false"/>
-                <w:i w:val="false"/>
-                <w:iCs w:val="false"/>
-                <w:color w:val="000000"/>
-                <w:sz w:val="18"/>
-                <w:szCs w:val="18"/>
-              </w:rPr>
-              <w:t xml:space="preserve">The resizing works from a centre of enlargement. Lines drawn through each pair of corresponding points on the small and large prints meet at one point, and every point of the image is 3 times as far from this centre as the matching point on the original. This is like the camera lens position. Because one LSF is applied from one centre to every point, the shape is perfectly preserved while the size changes.</w:t>
+              <w:t xml:space="preserve">A passport photo can be made bigger or smaller without changing its shape by multiplying every length by the same linear scale factor k, where k = image length / object length. This is an enlargement. It needs a centre and a scale factor, and then the corresponding angles stay equal and the corresponding sides are in the same ratio, so the image is similar to the object. For Achieng's photo, S to P has k = 2: 3 cm to 6 cm, 4 cm to 8 cm and the diagonal 5 cm to 10 cm, with all angles staying 90 degrees. Lengths change by k. The area changes by the ASF = k^2 = 4, so it goes from 12 cm2 to 48 cm2. Mr Otieno charges KES 2.50 per cm2, so the price goes from KES 30 to KES 120. This is four times, not double, because cost follows area and not length. For S to L, k = 3, so the ASF = 9: the area is 108 cm2 and the price is KES 270. Going from P to S uses k = 1/2, which halves the lengths. If only the width is doubled, the 6 cm x 4 cm photo has a width ratio of 2 but a height ratio of 1. The ratios are different, so the photo is stretched and not similar, and the k^2 rule does not apply: its area is only 24 cm2, twice that of S. The same pattern works for solids: with LSF 2 the volume is multiplied by k^3 = 8, so a 5 L jerrycan becomes a 40 L jerrycan.</w:t>
             </w:r>
           </w:p>
         </w:tc>
@@ -1736,7 +1086,7 @@
                 <w:sz w:val="18"/>
                 <w:szCs w:val="18"/>
               </w:rPr>
-              <w:t xml:space="preserve">Calculating and interpreting the Linear Scale Factor</w:t>
+              <w:t xml:space="preserve">Testing and explaining similarity</w:t>
             </w:r>
           </w:p>
         </w:tc>
@@ -1768,7 +1118,7 @@
                 <w:sz w:val="18"/>
                 <w:szCs w:val="18"/>
               </w:rPr>
-              <w:t xml:space="preserve">Correctly calculates LSF = 3 from both dimensions, writes the formula, identifies enlargement because LSF &gt; 1, and uses it accurately to find unknown lengths, with units and clear working.</w:t>
+              <w:t xml:space="preserve">Checks both equal angles and the same ratio of all corresponding sides with correct numbers, and correctly shows the 6 x 4 photo fails because the ratios are 2 and 1. Explains similar versus congruent accurately.</w:t>
             </w:r>
           </w:p>
         </w:tc>
@@ -1800,7 +1150,7 @@
                 <w:sz w:val="18"/>
                 <w:szCs w:val="18"/>
               </w:rPr>
-              <w:t xml:space="preserve">Calculates LSF = 3 and uses it to find a missing length, but the formula, the enlargement reasoning or the units are incomplete.</w:t>
+              <w:t xml:space="preserve">Checks angles and ratios with mostly correct numbers and identifies the distorted photo as not similar, but the explanation of similar is incomplete.</w:t>
             </w:r>
           </w:p>
         </w:tc>
@@ -1832,7 +1182,7 @@
                 <w:sz w:val="18"/>
                 <w:szCs w:val="18"/>
               </w:rPr>
-              <w:t xml:space="preserve">Calculates only one ratio or makes arithmetic errors, or cannot link the number to the term Linear Scale Factor or use it to find lengths.</w:t>
+              <w:t xml:space="preserve">Uses only looks or one ratio to decide, or does not identify why the 6 x 4 photo is not similar.</w:t>
             </w:r>
           </w:p>
         </w:tc>
@@ -1866,7 +1216,7 @@
                 <w:sz w:val="18"/>
                 <w:szCs w:val="18"/>
               </w:rPr>
-              <w:t xml:space="preserve">Explaining similarity using the two conditions</w:t>
+              <w:t xml:space="preserve">Linear scale factor calculations</w:t>
             </w:r>
           </w:p>
         </w:tc>
@@ -1898,7 +1248,7 @@
                 <w:sz w:val="18"/>
                 <w:szCs w:val="18"/>
               </w:rPr>
-              <w:t xml:space="preserve">States both conditions (equal corresponding angles and equal ratios of corresponding sides) and uses the ratios 3 and 1 of the distorted print to justify clearly why it is not similar, including why similarity is multiplicative.</w:t>
+              <w:t xml:space="preserve">Uses k = image/object with corresponding sides and the same units to get k = 2, 3 and 1/2 correctly, classifies the reduction, and explains that multiplying (not adding) keeps the shape.</w:t>
             </w:r>
           </w:p>
         </w:tc>
@@ -1930,7 +1280,7 @@
                 <w:sz w:val="18"/>
                 <w:szCs w:val="18"/>
               </w:rPr>
-              <w:t xml:space="preserve">States both conditions and identifies that the distorted print is not similar, but the use of ratio values or the multiplicative idea is thin.</w:t>
+              <w:t xml:space="preserve">Calculates most scale factors correctly but gives a weak explanation of multiplying versus adding or of the reduction.</w:t>
             </w:r>
           </w:p>
         </w:tc>
@@ -1962,7 +1312,7 @@
                 <w:sz w:val="18"/>
                 <w:szCs w:val="18"/>
               </w:rPr>
-              <w:t xml:space="preserve">States only one condition or says the distorted print is not similar without evidence from ratios.</w:t>
+              <w:t xml:space="preserve">Confuses object and image, inverts the ratio, or uses addition to find the new lengths.</w:t>
             </w:r>
           </w:p>
         </w:tc>
@@ -1996,7 +1346,7 @@
                 <w:sz w:val="18"/>
                 <w:szCs w:val="18"/>
               </w:rPr>
-              <w:t xml:space="preserve">Relating LSF to ASF and VSF</w:t>
+              <w:t xml:space="preserve">Area, volume and cost reasoning</w:t>
             </w:r>
           </w:p>
         </w:tc>
@@ -2028,7 +1378,7 @@
                 <w:sz w:val="18"/>
                 <w:szCs w:val="18"/>
               </w:rPr>
-              <w:t xml:space="preserve">Calculates both areas, finds the ratio 9, proves ASF = LSF² algebraically, states VSF = LSF³ = 27, and clearly corrects the 'three times the paper' misconception.</w:t>
+              <w:t xml:space="preserve">Correctly finds the areas 12, 48 and 108 cm2 and the costs KES 30, 120 and 270, and links ASF = k^2 and VSF = k^3 to the cost and the jerrycan, explaining that cost follows area.</w:t>
             </w:r>
           </w:p>
         </w:tc>
@@ -2060,7 +1410,7 @@
                 <w:sz w:val="18"/>
                 <w:szCs w:val="18"/>
               </w:rPr>
-              <w:t xml:space="preserve">Gets ASF = 9 and VSF = 27 correctly, but the algebraic proof or the misconception explanation is incomplete.</w:t>
+              <w:t xml:space="preserve">Finds the areas and costs correctly and states k^2 and k^3, but the link between cost and area or the volume reasoning is thin.</w:t>
             </w:r>
           </w:p>
         </w:tc>
@@ -2092,7 +1442,7 @@
                 <w:sz w:val="18"/>
                 <w:szCs w:val="18"/>
               </w:rPr>
-              <w:t xml:space="preserve">Uses LSF in place of ASF or VSF, or cannot show why the area changes by the square of the LSF.</w:t>
+              <w:t xml:space="preserve">Says the cost or area simply doubles, or does not use k^2 or k^3.</w:t>
             </w:r>
           </w:p>
         </w:tc>
@@ -2126,7 +1476,7 @@
                 <w:sz w:val="18"/>
                 <w:szCs w:val="18"/>
               </w:rPr>
-              <w:t xml:space="preserve">Choosing and applying the correct scale factor in Kenyan contexts</w:t>
+              <w:t xml:space="preserve">Applying scale to real contexts</w:t>
             </w:r>
           </w:p>
         </w:tc>
@@ -2158,7 +1508,7 @@
                 <w:sz w:val="18"/>
                 <w:szCs w:val="18"/>
               </w:rPr>
-              <w:t xml:space="preserve">Names the scale factor given and needed for each problem, then applies LSF, ASF or VSF correctly with accurate calculations and unit conversions.</w:t>
+              <w:t xml:space="preserve">Converts the map scale and the scale drawing correctly (440 km, 48 m2, KES 38,400) with correct units and shows the use of n for length and n^2 for area.</w:t>
             </w:r>
           </w:p>
         </w:tc>
@@ -2190,7 +1540,7 @@
                 <w:sz w:val="18"/>
                 <w:szCs w:val="18"/>
               </w:rPr>
-              <w:t xml:space="preserve">Chooses the correct scale factor for most problems and calculates correctly, with a small slip in a unit or a missing diagnosis statement.</w:t>
+              <w:t xml:space="preserve">Gets most conversions correct but makes a unit or working slip, or does not show the use of n^2.</w:t>
             </w:r>
           </w:p>
         </w:tc>
@@ -2222,7 +1572,7 @@
                 <w:sz w:val="18"/>
                 <w:szCs w:val="18"/>
               </w:rPr>
-              <w:t xml:space="preserve">Uses the wrong scale factor in several problems, for example multiplying an area by the LSF.</w:t>
+              <w:t xml:space="preserve">Does not convert units correctly or does not apply the scale to length and area.</w:t>
             </w:r>
           </w:p>
         </w:tc>
@@ -2256,7 +1606,7 @@
                 <w:sz w:val="18"/>
                 <w:szCs w:val="18"/>
               </w:rPr>
-              <w:t xml:space="preserve">Final Explanation of the driving question</w:t>
+              <w:t xml:space="preserve">Final explanation and scientific language</w:t>
             </w:r>
           </w:p>
         </w:tc>
@@ -2288,7 +1638,7 @@
                 <w:sz w:val="18"/>
                 <w:szCs w:val="18"/>
               </w:rPr>
-              <w:t xml:space="preserve">Gives a coherent, connected explanation that uses the passport photo data, LSF, both similarity conditions, ASF, VSF and the centre of enlargement, with accurate mathematical vocabulary.</w:t>
+              <w:t xml:space="preserve">Gives a connected, complete answer to the driving question using object, image, similar, LSF, ASF, VSF and Achieng's data, and addresses the stretched photo.</w:t>
             </w:r>
           </w:p>
         </w:tc>
@@ -2320,7 +1670,7 @@
                 <w:sz w:val="18"/>
                 <w:szCs w:val="18"/>
               </w:rPr>
-              <w:t xml:space="preserve">Explains the role of LSF and the similarity conditions with the photo data, but area, volume or the centre of enlargement is missing or weakly linked.</w:t>
+              <w:t xml:space="preserve">Answers the driving question with mostly correct terms and data but misses one link, for example the stretched photo or the cost.</w:t>
             </w:r>
           </w:p>
         </w:tc>
@@ -2352,7 +1702,7 @@
                 <w:sz w:val="18"/>
                 <w:szCs w:val="18"/>
               </w:rPr>
-              <w:t xml:space="preserve">Gives a general description of resizing without referring to the LSF, the data or the similarity conditions.</w:t>
+              <w:t xml:space="preserve">Gives a list of facts without connecting length, area and cost or without using the key terms.</w:t>
             </w:r>
           </w:p>
         </w:tc>
@@ -2476,7 +1826,7 @@
         </w:rPr>
         <w:t xml:space="preserve">© 2026 SeaVuria and ARES. This work is licensed under a </w:t>
       </w:r>
-      <w:hyperlink w:history="1" r:id="rIdhspuumuim8-bb57qghyyk">
+      <w:hyperlink w:history="1" r:id="rIdxcwys61carylujeoepijs">
         <w:r>
           <w:rPr>
             <w:rFonts w:ascii="Arial" w:cs="Arial" w:eastAsia="Arial" w:hAnsi="Arial"/>
@@ -2496,7 +1846,7 @@
         </w:rPr>
         <w:t xml:space="preserve"> (</w:t>
       </w:r>
-      <w:hyperlink w:history="1" r:id="rIdx-ln5mvmofrcirotixkkk">
+      <w:hyperlink w:history="1" r:id="rIdhowpjgr6pc3uelcpihyxc">
         <w:r>
           <w:rPr>
             <w:rFonts w:ascii="Arial" w:cs="Arial" w:eastAsia="Arial" w:hAnsi="Arial"/>
@@ -2516,7 +1866,7 @@
         </w:rPr>
         <w:t xml:space="preserve">). To view a copy of this license, visit </w:t>
       </w:r>
-      <w:hyperlink w:history="1" r:id="rIdbzwmuldryhtk_nmrfjmyl">
+      <w:hyperlink w:history="1" r:id="rIdfinxmed6o2ep9xuiu1b0p">
         <w:r>
           <w:rPr>
             <w:rFonts w:ascii="Arial" w:cs="Arial" w:eastAsia="Arial" w:hAnsi="Arial"/>

--- a/data/outputs/v2/Maths/SS2.1_Similarity_and_Enlargement/Mathematics_Similarity_and_Enlargement_FinalExplanation_TeacherKey.docx
+++ b/data/outputs/v2/Maths/SS2.1_Similarity_and_Enlargement/Mathematics_Similarity_and_Enlargement_FinalExplanation_TeacherKey.docx
@@ -95,7 +95,7 @@
                 <w:sz w:val="22"/>
                 <w:szCs w:val="22"/>
               </w:rPr>
-              <w:t xml:space="preserve">FINAL EXPLANATION: MATHEMATICS GRADE 10 | SUB-STRAND 2.1: SIMILARITY AND ENLARGEMENT</w:t>
+              <w:t xml:space="preserve">FINAL EXPLANATION: MATHEMATICS GRADE 10 | SUB-STRAND 2.1: SIMILARITY AND ENLARGEMENT | FINAL EXPLANATION</w:t>
             </w:r>
           </w:p>
         </w:tc>
@@ -224,7 +224,7 @@
                 <w:sz w:val="18"/>
                 <w:szCs w:val="18"/>
               </w:rPr>
-              <w:t xml:space="preserve">Driving question: How can a passport photo be made bigger or smaller without changing its shape, and how do its length, area and cost change when we do so? Achieng is a Grade 10 student in Kisumu. She needs passport photos for KCSE registration and a school ID. Mr Otieno, the photographer, prints her photo as stamp size S (3 cm x 4 cm, KES 30), postcard size P (6 cm x 8 cm, KES 120) and large size L (9 cm x 12 cm). Mr Otieno charges KES 2.50 per cm2 of paper. Use the data and the ideas from our 12 lessons to answer each question in the space under it. Show your working, write units (cm, cm2, cm3, KES, L), and use the words object, image, similar, LSF, ASF and VSF correctly. Write in full sentences when you are asked to explain.</w:t>
+              <w:t xml:space="preserve">Driving question: How can a full-size photograph of a person be resized to fit a small passport photo box without distortion? Remember Wanjiru Atieno of Nyalenda Secondary School, Kisumu, and her four prints from Mr Otieno at Lakeview Photo Studio: the original 14 cm × 18 cm, the passport photo 3.5 cm × 4.5 cm, the prize-giving poster 70 cm × 90 cm, and the 4.5 cm × 4.5 cm trial print made by changing only the width. Answer each section in the space under it. Use your own measurements and calculations from Lessons 1 to 12. Write the claim first, then evidence (numbers), then reasoning (why the numbers matter). Use k for the linear scale factor, k = image length ÷ object length, and always say which print is the object and which is the image. Write width first, then height. Show your working and include units.</w:t>
             </w:r>
           </w:p>
         </w:tc>
@@ -285,7 +285,7 @@
                 <w:sz w:val="22"/>
                 <w:szCs w:val="22"/>
               </w:rPr>
-              <w:t xml:space="preserve">Part 1: Same shape, different size</w:t>
+              <w:t xml:space="preserve">Section 1: Claim and evidence from the ratios and angles</w:t>
             </w:r>
           </w:p>
         </w:tc>
@@ -319,7 +319,772 @@
                 <w:sz w:val="18"/>
                 <w:szCs w:val="18"/>
               </w:rPr>
-              <w:t xml:space="preserve">Print S is 3 cm x 4 cm with a diagonal of 5 cm. Print P is 6 cm x 8 cm with a diagonal of 10 cm. Mr Otieno also made a photo that is 6 cm x 4 cm by doubling only the width of S. (a) Using numbers, test whether P is similar to S. (b) Test whether the 6 cm x 4 cm photo is similar to S. (c) Explain in your own words what 'similar' means, and why Achieng's photo can be printed in different sizes without looking stretched.</w:t>
+              <w:t xml:space="preserve">Use the table below, which comes from your measurements of the four prints.</w:t>
+            </w:r>
+          </w:p>
+          <w:p>
+            <w:pPr>
+              <w:spacing w:after="40" w:before="0"/>
+              <w:jc w:val="left"/>
+            </w:pPr>
+            <w:r>
+              <w:rPr>
+                <w:rFonts w:ascii="Arial" w:cs="Arial" w:eastAsia="Arial" w:hAnsi="Arial"/>
+                <w:b/>
+                <w:bCs/>
+                <w:i w:val="false"/>
+                <w:iCs w:val="false"/>
+                <w:color w:val="000000"/>
+                <w:sz w:val="18"/>
+                <w:szCs w:val="18"/>
+              </w:rPr>
+              <w:t xml:space="preserve"/>
+            </w:r>
+          </w:p>
+          <w:tbl>
+            <w:tblPr>
+              <w:tblW w:type="dxa" w:w="2640"/>
+              <w:tblBorders>
+                <w:top w:val="single" w:color="AAAAAA" w:sz="4"/>
+                <w:left w:val="single" w:color="AAAAAA" w:sz="4"/>
+                <w:bottom w:val="single" w:color="AAAAAA" w:sz="4"/>
+                <w:right w:val="single" w:color="AAAAAA" w:sz="4"/>
+                <w:insideH w:val="single" w:color="auto" w:sz="4"/>
+                <w:insideV w:val="single" w:color="auto" w:sz="4"/>
+              </w:tblBorders>
+              <w:tblLayout w:type="fixed"/>
+            </w:tblPr>
+            <w:tblGrid>
+              <w:gridCol w:w="660"/>
+              <w:gridCol w:w="660"/>
+              <w:gridCol w:w="660"/>
+              <w:gridCol w:w="660"/>
+            </w:tblGrid>
+            <w:tr>
+              <w:tc>
+                <w:tcPr>
+                  <w:tcW w:type="dxa" w:w="660"/>
+                  <w:shd w:fill="D5E8F0" w:color="auto" w:val="clear"/>
+                  <w:tcMar>
+                    <w:top w:type="dxa" w:w="60"/>
+                    <w:left w:type="dxa" w:w="120"/>
+                    <w:bottom w:type="dxa" w:w="60"/>
+                    <w:right w:type="dxa" w:w="120"/>
+                  </w:tcMar>
+                  <w:vAlign w:val="top"/>
+                </w:tcPr>
+                <w:p>
+                  <w:pPr>
+                    <w:spacing w:after="40" w:before="0"/>
+                    <w:jc w:val="left"/>
+                  </w:pPr>
+                  <w:r>
+                    <w:rPr>
+                      <w:rFonts w:ascii="Arial" w:cs="Arial" w:eastAsia="Arial" w:hAnsi="Arial"/>
+                      <w:b/>
+                      <w:bCs/>
+                      <w:i w:val="false"/>
+                      <w:iCs w:val="false"/>
+                      <w:color w:val="000000"/>
+                      <w:sz w:val="18"/>
+                      <w:szCs w:val="18"/>
+                    </w:rPr>
+                    <w:t xml:space="preserve">Print</w:t>
+                  </w:r>
+                </w:p>
+              </w:tc>
+              <w:tc>
+                <w:tcPr>
+                  <w:tcW w:type="dxa" w:w="660"/>
+                  <w:shd w:fill="D5E8F0" w:color="auto" w:val="clear"/>
+                  <w:tcMar>
+                    <w:top w:type="dxa" w:w="60"/>
+                    <w:left w:type="dxa" w:w="120"/>
+                    <w:bottom w:type="dxa" w:w="60"/>
+                    <w:right w:type="dxa" w:w="120"/>
+                  </w:tcMar>
+                  <w:vAlign w:val="top"/>
+                </w:tcPr>
+                <w:p>
+                  <w:pPr>
+                    <w:spacing w:after="40" w:before="0"/>
+                    <w:jc w:val="left"/>
+                  </w:pPr>
+                  <w:r>
+                    <w:rPr>
+                      <w:rFonts w:ascii="Arial" w:cs="Arial" w:eastAsia="Arial" w:hAnsi="Arial"/>
+                      <w:b/>
+                      <w:bCs/>
+                      <w:i w:val="false"/>
+                      <w:iCs w:val="false"/>
+                      <w:color w:val="000000"/>
+                      <w:sz w:val="18"/>
+                      <w:szCs w:val="18"/>
+                    </w:rPr>
+                    <w:t xml:space="preserve">Width × height (cm)</w:t>
+                  </w:r>
+                </w:p>
+              </w:tc>
+              <w:tc>
+                <w:tcPr>
+                  <w:tcW w:type="dxa" w:w="660"/>
+                  <w:shd w:fill="D5E8F0" w:color="auto" w:val="clear"/>
+                  <w:tcMar>
+                    <w:top w:type="dxa" w:w="60"/>
+                    <w:left w:type="dxa" w:w="120"/>
+                    <w:bottom w:type="dxa" w:w="60"/>
+                    <w:right w:type="dxa" w:w="120"/>
+                  </w:tcMar>
+                  <w:vAlign w:val="top"/>
+                </w:tcPr>
+                <w:p>
+                  <w:pPr>
+                    <w:spacing w:after="40" w:before="0"/>
+                    <w:jc w:val="left"/>
+                  </w:pPr>
+                  <w:r>
+                    <w:rPr>
+                      <w:rFonts w:ascii="Arial" w:cs="Arial" w:eastAsia="Arial" w:hAnsi="Arial"/>
+                      <w:b/>
+                      <w:bCs/>
+                      <w:i w:val="false"/>
+                      <w:iCs w:val="false"/>
+                      <w:color w:val="000000"/>
+                      <w:sz w:val="18"/>
+                      <w:szCs w:val="18"/>
+                    </w:rPr>
+                    <w:t xml:space="preserve">Width : height</w:t>
+                  </w:r>
+                </w:p>
+              </w:tc>
+              <w:tc>
+                <w:tcPr>
+                  <w:tcW w:type="dxa" w:w="660"/>
+                  <w:shd w:fill="D5E8F0" w:color="auto" w:val="clear"/>
+                  <w:tcMar>
+                    <w:top w:type="dxa" w:w="60"/>
+                    <w:left w:type="dxa" w:w="120"/>
+                    <w:bottom w:type="dxa" w:w="60"/>
+                    <w:right w:type="dxa" w:w="120"/>
+                  </w:tcMar>
+                  <w:vAlign w:val="top"/>
+                </w:tcPr>
+                <w:p>
+                  <w:pPr>
+                    <w:spacing w:after="40" w:before="0"/>
+                    <w:jc w:val="left"/>
+                  </w:pPr>
+                  <w:r>
+                    <w:rPr>
+                      <w:rFonts w:ascii="Arial" w:cs="Arial" w:eastAsia="Arial" w:hAnsi="Arial"/>
+                      <w:b/>
+                      <w:bCs/>
+                      <w:i w:val="false"/>
+                      <w:iCs w:val="false"/>
+                      <w:color w:val="000000"/>
+                      <w:sz w:val="18"/>
+                      <w:szCs w:val="18"/>
+                    </w:rPr>
+                    <w:t xml:space="preserve">Chin angle</w:t>
+                  </w:r>
+                </w:p>
+              </w:tc>
+            </w:tr>
+            <w:tr>
+              <w:tc>
+                <w:tcPr>
+                  <w:tcW w:type="dxa" w:w="660"/>
+                  <w:shd w:fill="FFFFFF" w:color="auto" w:val="clear"/>
+                  <w:tcMar>
+                    <w:top w:type="dxa" w:w="60"/>
+                    <w:left w:type="dxa" w:w="120"/>
+                    <w:bottom w:type="dxa" w:w="60"/>
+                    <w:right w:type="dxa" w:w="120"/>
+                  </w:tcMar>
+                  <w:vAlign w:val="top"/>
+                </w:tcPr>
+                <w:p>
+                  <w:pPr>
+                    <w:spacing w:after="40" w:before="0"/>
+                    <w:jc w:val="left"/>
+                  </w:pPr>
+                  <w:r>
+                    <w:rPr>
+                      <w:rFonts w:ascii="Arial" w:cs="Arial" w:eastAsia="Arial" w:hAnsi="Arial"/>
+                      <w:b w:val="false"/>
+                      <w:bCs w:val="false"/>
+                      <w:i w:val="false"/>
+                      <w:iCs w:val="false"/>
+                      <w:color w:val="000000"/>
+                      <w:sz w:val="18"/>
+                      <w:szCs w:val="18"/>
+                    </w:rPr>
+                    <w:t xml:space="preserve">Original</w:t>
+                  </w:r>
+                </w:p>
+              </w:tc>
+              <w:tc>
+                <w:tcPr>
+                  <w:tcW w:type="dxa" w:w="660"/>
+                  <w:shd w:fill="FFFFFF" w:color="auto" w:val="clear"/>
+                  <w:tcMar>
+                    <w:top w:type="dxa" w:w="60"/>
+                    <w:left w:type="dxa" w:w="120"/>
+                    <w:bottom w:type="dxa" w:w="60"/>
+                    <w:right w:type="dxa" w:w="120"/>
+                  </w:tcMar>
+                  <w:vAlign w:val="top"/>
+                </w:tcPr>
+                <w:p>
+                  <w:pPr>
+                    <w:spacing w:after="40" w:before="0"/>
+                    <w:jc w:val="left"/>
+                  </w:pPr>
+                  <w:r>
+                    <w:rPr>
+                      <w:rFonts w:ascii="Arial" w:cs="Arial" w:eastAsia="Arial" w:hAnsi="Arial"/>
+                      <w:b w:val="false"/>
+                      <w:bCs w:val="false"/>
+                      <w:i w:val="false"/>
+                      <w:iCs w:val="false"/>
+                      <w:color w:val="000000"/>
+                      <w:sz w:val="18"/>
+                      <w:szCs w:val="18"/>
+                    </w:rPr>
+                    <w:t xml:space="preserve">14 × 18</w:t>
+                  </w:r>
+                </w:p>
+              </w:tc>
+              <w:tc>
+                <w:tcPr>
+                  <w:tcW w:type="dxa" w:w="660"/>
+                  <w:shd w:fill="FFFFFF" w:color="auto" w:val="clear"/>
+                  <w:tcMar>
+                    <w:top w:type="dxa" w:w="60"/>
+                    <w:left w:type="dxa" w:w="120"/>
+                    <w:bottom w:type="dxa" w:w="60"/>
+                    <w:right w:type="dxa" w:w="120"/>
+                  </w:tcMar>
+                  <w:vAlign w:val="top"/>
+                </w:tcPr>
+                <w:p>
+                  <w:pPr>
+                    <w:spacing w:after="40" w:before="0"/>
+                    <w:jc w:val="left"/>
+                  </w:pPr>
+                  <w:r>
+                    <w:rPr>
+                      <w:rFonts w:ascii="Arial" w:cs="Arial" w:eastAsia="Arial" w:hAnsi="Arial"/>
+                      <w:b w:val="false"/>
+                      <w:bCs w:val="false"/>
+                      <w:i w:val="false"/>
+                      <w:iCs w:val="false"/>
+                      <w:color w:val="000000"/>
+                      <w:sz w:val="18"/>
+                      <w:szCs w:val="18"/>
+                    </w:rPr>
+                    <w:t xml:space="preserve">7 : 9</w:t>
+                  </w:r>
+                </w:p>
+              </w:tc>
+              <w:tc>
+                <w:tcPr>
+                  <w:tcW w:type="dxa" w:w="660"/>
+                  <w:shd w:fill="FFFFFF" w:color="auto" w:val="clear"/>
+                  <w:tcMar>
+                    <w:top w:type="dxa" w:w="60"/>
+                    <w:left w:type="dxa" w:w="120"/>
+                    <w:bottom w:type="dxa" w:w="60"/>
+                    <w:right w:type="dxa" w:w="120"/>
+                  </w:tcMar>
+                  <w:vAlign w:val="top"/>
+                </w:tcPr>
+                <w:p>
+                  <w:pPr>
+                    <w:spacing w:after="40" w:before="0"/>
+                    <w:jc w:val="left"/>
+                  </w:pPr>
+                  <w:r>
+                    <w:rPr>
+                      <w:rFonts w:ascii="Arial" w:cs="Arial" w:eastAsia="Arial" w:hAnsi="Arial"/>
+                      <w:b w:val="false"/>
+                      <w:bCs w:val="false"/>
+                      <w:i w:val="false"/>
+                      <w:iCs w:val="false"/>
+                      <w:color w:val="000000"/>
+                      <w:sz w:val="18"/>
+                      <w:szCs w:val="18"/>
+                    </w:rPr>
+                    <w:t xml:space="preserve">about 42.5°</w:t>
+                  </w:r>
+                </w:p>
+              </w:tc>
+            </w:tr>
+            <w:tr>
+              <w:tc>
+                <w:tcPr>
+                  <w:tcW w:type="dxa" w:w="660"/>
+                  <w:shd w:fill="FFFFFF" w:color="auto" w:val="clear"/>
+                  <w:tcMar>
+                    <w:top w:type="dxa" w:w="60"/>
+                    <w:left w:type="dxa" w:w="120"/>
+                    <w:bottom w:type="dxa" w:w="60"/>
+                    <w:right w:type="dxa" w:w="120"/>
+                  </w:tcMar>
+                  <w:vAlign w:val="top"/>
+                </w:tcPr>
+                <w:p>
+                  <w:pPr>
+                    <w:spacing w:after="40" w:before="0"/>
+                    <w:jc w:val="left"/>
+                  </w:pPr>
+                  <w:r>
+                    <w:rPr>
+                      <w:rFonts w:ascii="Arial" w:cs="Arial" w:eastAsia="Arial" w:hAnsi="Arial"/>
+                      <w:b w:val="false"/>
+                      <w:bCs w:val="false"/>
+                      <w:i w:val="false"/>
+                      <w:iCs w:val="false"/>
+                      <w:color w:val="000000"/>
+                      <w:sz w:val="18"/>
+                      <w:szCs w:val="18"/>
+                    </w:rPr>
+                    <w:t xml:space="preserve">Passport</w:t>
+                  </w:r>
+                </w:p>
+              </w:tc>
+              <w:tc>
+                <w:tcPr>
+                  <w:tcW w:type="dxa" w:w="660"/>
+                  <w:shd w:fill="FFFFFF" w:color="auto" w:val="clear"/>
+                  <w:tcMar>
+                    <w:top w:type="dxa" w:w="60"/>
+                    <w:left w:type="dxa" w:w="120"/>
+                    <w:bottom w:type="dxa" w:w="60"/>
+                    <w:right w:type="dxa" w:w="120"/>
+                  </w:tcMar>
+                  <w:vAlign w:val="top"/>
+                </w:tcPr>
+                <w:p>
+                  <w:pPr>
+                    <w:spacing w:after="40" w:before="0"/>
+                    <w:jc w:val="left"/>
+                  </w:pPr>
+                  <w:r>
+                    <w:rPr>
+                      <w:rFonts w:ascii="Arial" w:cs="Arial" w:eastAsia="Arial" w:hAnsi="Arial"/>
+                      <w:b w:val="false"/>
+                      <w:bCs w:val="false"/>
+                      <w:i w:val="false"/>
+                      <w:iCs w:val="false"/>
+                      <w:color w:val="000000"/>
+                      <w:sz w:val="18"/>
+                      <w:szCs w:val="18"/>
+                    </w:rPr>
+                    <w:t xml:space="preserve">3.5 × 4.5</w:t>
+                  </w:r>
+                </w:p>
+              </w:tc>
+              <w:tc>
+                <w:tcPr>
+                  <w:tcW w:type="dxa" w:w="660"/>
+                  <w:shd w:fill="FFFFFF" w:color="auto" w:val="clear"/>
+                  <w:tcMar>
+                    <w:top w:type="dxa" w:w="60"/>
+                    <w:left w:type="dxa" w:w="120"/>
+                    <w:bottom w:type="dxa" w:w="60"/>
+                    <w:right w:type="dxa" w:w="120"/>
+                  </w:tcMar>
+                  <w:vAlign w:val="top"/>
+                </w:tcPr>
+                <w:p>
+                  <w:pPr>
+                    <w:spacing w:after="40" w:before="0"/>
+                    <w:jc w:val="left"/>
+                  </w:pPr>
+                  <w:r>
+                    <w:rPr>
+                      <w:rFonts w:ascii="Arial" w:cs="Arial" w:eastAsia="Arial" w:hAnsi="Arial"/>
+                      <w:b w:val="false"/>
+                      <w:bCs w:val="false"/>
+                      <w:i w:val="false"/>
+                      <w:iCs w:val="false"/>
+                      <w:color w:val="000000"/>
+                      <w:sz w:val="18"/>
+                      <w:szCs w:val="18"/>
+                    </w:rPr>
+                    <w:t xml:space="preserve">7 : 9</w:t>
+                  </w:r>
+                </w:p>
+              </w:tc>
+              <w:tc>
+                <w:tcPr>
+                  <w:tcW w:type="dxa" w:w="660"/>
+                  <w:shd w:fill="FFFFFF" w:color="auto" w:val="clear"/>
+                  <w:tcMar>
+                    <w:top w:type="dxa" w:w="60"/>
+                    <w:left w:type="dxa" w:w="120"/>
+                    <w:bottom w:type="dxa" w:w="60"/>
+                    <w:right w:type="dxa" w:w="120"/>
+                  </w:tcMar>
+                  <w:vAlign w:val="top"/>
+                </w:tcPr>
+                <w:p>
+                  <w:pPr>
+                    <w:spacing w:after="40" w:before="0"/>
+                    <w:jc w:val="left"/>
+                  </w:pPr>
+                  <w:r>
+                    <w:rPr>
+                      <w:rFonts w:ascii="Arial" w:cs="Arial" w:eastAsia="Arial" w:hAnsi="Arial"/>
+                      <w:b w:val="false"/>
+                      <w:bCs w:val="false"/>
+                      <w:i w:val="false"/>
+                      <w:iCs w:val="false"/>
+                      <w:color w:val="000000"/>
+                      <w:sz w:val="18"/>
+                      <w:szCs w:val="18"/>
+                    </w:rPr>
+                    <w:t xml:space="preserve">about 42.5°</w:t>
+                  </w:r>
+                </w:p>
+              </w:tc>
+            </w:tr>
+            <w:tr>
+              <w:tc>
+                <w:tcPr>
+                  <w:tcW w:type="dxa" w:w="660"/>
+                  <w:shd w:fill="FFFFFF" w:color="auto" w:val="clear"/>
+                  <w:tcMar>
+                    <w:top w:type="dxa" w:w="60"/>
+                    <w:left w:type="dxa" w:w="120"/>
+                    <w:bottom w:type="dxa" w:w="60"/>
+                    <w:right w:type="dxa" w:w="120"/>
+                  </w:tcMar>
+                  <w:vAlign w:val="top"/>
+                </w:tcPr>
+                <w:p>
+                  <w:pPr>
+                    <w:spacing w:after="40" w:before="0"/>
+                    <w:jc w:val="left"/>
+                  </w:pPr>
+                  <w:r>
+                    <w:rPr>
+                      <w:rFonts w:ascii="Arial" w:cs="Arial" w:eastAsia="Arial" w:hAnsi="Arial"/>
+                      <w:b w:val="false"/>
+                      <w:bCs w:val="false"/>
+                      <w:i w:val="false"/>
+                      <w:iCs w:val="false"/>
+                      <w:color w:val="000000"/>
+                      <w:sz w:val="18"/>
+                      <w:szCs w:val="18"/>
+                    </w:rPr>
+                    <w:t xml:space="preserve">Poster</w:t>
+                  </w:r>
+                </w:p>
+              </w:tc>
+              <w:tc>
+                <w:tcPr>
+                  <w:tcW w:type="dxa" w:w="660"/>
+                  <w:shd w:fill="FFFFFF" w:color="auto" w:val="clear"/>
+                  <w:tcMar>
+                    <w:top w:type="dxa" w:w="60"/>
+                    <w:left w:type="dxa" w:w="120"/>
+                    <w:bottom w:type="dxa" w:w="60"/>
+                    <w:right w:type="dxa" w:w="120"/>
+                  </w:tcMar>
+                  <w:vAlign w:val="top"/>
+                </w:tcPr>
+                <w:p>
+                  <w:pPr>
+                    <w:spacing w:after="40" w:before="0"/>
+                    <w:jc w:val="left"/>
+                  </w:pPr>
+                  <w:r>
+                    <w:rPr>
+                      <w:rFonts w:ascii="Arial" w:cs="Arial" w:eastAsia="Arial" w:hAnsi="Arial"/>
+                      <w:b w:val="false"/>
+                      <w:bCs w:val="false"/>
+                      <w:i w:val="false"/>
+                      <w:iCs w:val="false"/>
+                      <w:color w:val="000000"/>
+                      <w:sz w:val="18"/>
+                      <w:szCs w:val="18"/>
+                    </w:rPr>
+                    <w:t xml:space="preserve">70 × 90</w:t>
+                  </w:r>
+                </w:p>
+              </w:tc>
+              <w:tc>
+                <w:tcPr>
+                  <w:tcW w:type="dxa" w:w="660"/>
+                  <w:shd w:fill="FFFFFF" w:color="auto" w:val="clear"/>
+                  <w:tcMar>
+                    <w:top w:type="dxa" w:w="60"/>
+                    <w:left w:type="dxa" w:w="120"/>
+                    <w:bottom w:type="dxa" w:w="60"/>
+                    <w:right w:type="dxa" w:w="120"/>
+                  </w:tcMar>
+                  <w:vAlign w:val="top"/>
+                </w:tcPr>
+                <w:p>
+                  <w:pPr>
+                    <w:spacing w:after="40" w:before="0"/>
+                    <w:jc w:val="left"/>
+                  </w:pPr>
+                  <w:r>
+                    <w:rPr>
+                      <w:rFonts w:ascii="Arial" w:cs="Arial" w:eastAsia="Arial" w:hAnsi="Arial"/>
+                      <w:b w:val="false"/>
+                      <w:bCs w:val="false"/>
+                      <w:i w:val="false"/>
+                      <w:iCs w:val="false"/>
+                      <w:color w:val="000000"/>
+                      <w:sz w:val="18"/>
+                      <w:szCs w:val="18"/>
+                    </w:rPr>
+                    <w:t xml:space="preserve">7 : 9</w:t>
+                  </w:r>
+                </w:p>
+              </w:tc>
+              <w:tc>
+                <w:tcPr>
+                  <w:tcW w:type="dxa" w:w="660"/>
+                  <w:shd w:fill="FFFFFF" w:color="auto" w:val="clear"/>
+                  <w:tcMar>
+                    <w:top w:type="dxa" w:w="60"/>
+                    <w:left w:type="dxa" w:w="120"/>
+                    <w:bottom w:type="dxa" w:w="60"/>
+                    <w:right w:type="dxa" w:w="120"/>
+                  </w:tcMar>
+                  <w:vAlign w:val="top"/>
+                </w:tcPr>
+                <w:p>
+                  <w:pPr>
+                    <w:spacing w:after="40" w:before="0"/>
+                    <w:jc w:val="left"/>
+                  </w:pPr>
+                  <w:r>
+                    <w:rPr>
+                      <w:rFonts w:ascii="Arial" w:cs="Arial" w:eastAsia="Arial" w:hAnsi="Arial"/>
+                      <w:b w:val="false"/>
+                      <w:bCs w:val="false"/>
+                      <w:i w:val="false"/>
+                      <w:iCs w:val="false"/>
+                      <w:color w:val="000000"/>
+                      <w:sz w:val="18"/>
+                      <w:szCs w:val="18"/>
+                    </w:rPr>
+                    <w:t xml:space="preserve">about 42.5°</w:t>
+                  </w:r>
+                </w:p>
+              </w:tc>
+            </w:tr>
+            <w:tr>
+              <w:tc>
+                <w:tcPr>
+                  <w:tcW w:type="dxa" w:w="660"/>
+                  <w:shd w:fill="FFFFFF" w:color="auto" w:val="clear"/>
+                  <w:tcMar>
+                    <w:top w:type="dxa" w:w="60"/>
+                    <w:left w:type="dxa" w:w="120"/>
+                    <w:bottom w:type="dxa" w:w="60"/>
+                    <w:right w:type="dxa" w:w="120"/>
+                  </w:tcMar>
+                  <w:vAlign w:val="top"/>
+                </w:tcPr>
+                <w:p>
+                  <w:pPr>
+                    <w:spacing w:after="40" w:before="0"/>
+                    <w:jc w:val="left"/>
+                  </w:pPr>
+                  <w:r>
+                    <w:rPr>
+                      <w:rFonts w:ascii="Arial" w:cs="Arial" w:eastAsia="Arial" w:hAnsi="Arial"/>
+                      <w:b w:val="false"/>
+                      <w:bCs w:val="false"/>
+                      <w:i w:val="false"/>
+                      <w:iCs w:val="false"/>
+                      <w:color w:val="000000"/>
+                      <w:sz w:val="18"/>
+                      <w:szCs w:val="18"/>
+                    </w:rPr>
+                    <w:t xml:space="preserve">Trial print</w:t>
+                  </w:r>
+                </w:p>
+              </w:tc>
+              <w:tc>
+                <w:tcPr>
+                  <w:tcW w:type="dxa" w:w="660"/>
+                  <w:shd w:fill="FFFFFF" w:color="auto" w:val="clear"/>
+                  <w:tcMar>
+                    <w:top w:type="dxa" w:w="60"/>
+                    <w:left w:type="dxa" w:w="120"/>
+                    <w:bottom w:type="dxa" w:w="60"/>
+                    <w:right w:type="dxa" w:w="120"/>
+                  </w:tcMar>
+                  <w:vAlign w:val="top"/>
+                </w:tcPr>
+                <w:p>
+                  <w:pPr>
+                    <w:spacing w:after="40" w:before="0"/>
+                    <w:jc w:val="left"/>
+                  </w:pPr>
+                  <w:r>
+                    <w:rPr>
+                      <w:rFonts w:ascii="Arial" w:cs="Arial" w:eastAsia="Arial" w:hAnsi="Arial"/>
+                      <w:b w:val="false"/>
+                      <w:bCs w:val="false"/>
+                      <w:i w:val="false"/>
+                      <w:iCs w:val="false"/>
+                      <w:color w:val="000000"/>
+                      <w:sz w:val="18"/>
+                      <w:szCs w:val="18"/>
+                    </w:rPr>
+                    <w:t xml:space="preserve">4.5 × 4.5</w:t>
+                  </w:r>
+                </w:p>
+              </w:tc>
+              <w:tc>
+                <w:tcPr>
+                  <w:tcW w:type="dxa" w:w="660"/>
+                  <w:shd w:fill="FFFFFF" w:color="auto" w:val="clear"/>
+                  <w:tcMar>
+                    <w:top w:type="dxa" w:w="60"/>
+                    <w:left w:type="dxa" w:w="120"/>
+                    <w:bottom w:type="dxa" w:w="60"/>
+                    <w:right w:type="dxa" w:w="120"/>
+                  </w:tcMar>
+                  <w:vAlign w:val="top"/>
+                </w:tcPr>
+                <w:p>
+                  <w:pPr>
+                    <w:spacing w:after="40" w:before="0"/>
+                    <w:jc w:val="left"/>
+                  </w:pPr>
+                  <w:r>
+                    <w:rPr>
+                      <w:rFonts w:ascii="Arial" w:cs="Arial" w:eastAsia="Arial" w:hAnsi="Arial"/>
+                      <w:b w:val="false"/>
+                      <w:bCs w:val="false"/>
+                      <w:i w:val="false"/>
+                      <w:iCs w:val="false"/>
+                      <w:color w:val="000000"/>
+                      <w:sz w:val="18"/>
+                      <w:szCs w:val="18"/>
+                    </w:rPr>
+                    <w:t xml:space="preserve">1 : 1</w:t>
+                  </w:r>
+                </w:p>
+              </w:tc>
+              <w:tc>
+                <w:tcPr>
+                  <w:tcW w:type="dxa" w:w="660"/>
+                  <w:shd w:fill="FFFFFF" w:color="auto" w:val="clear"/>
+                  <w:tcMar>
+                    <w:top w:type="dxa" w:w="60"/>
+                    <w:left w:type="dxa" w:w="120"/>
+                    <w:bottom w:type="dxa" w:w="60"/>
+                    <w:right w:type="dxa" w:w="120"/>
+                  </w:tcMar>
+                  <w:vAlign w:val="top"/>
+                </w:tcPr>
+                <w:p>
+                  <w:pPr>
+                    <w:spacing w:after="40" w:before="0"/>
+                    <w:jc w:val="left"/>
+                  </w:pPr>
+                  <w:r>
+                    <w:rPr>
+                      <w:rFonts w:ascii="Arial" w:cs="Arial" w:eastAsia="Arial" w:hAnsi="Arial"/>
+                      <w:b w:val="false"/>
+                      <w:bCs w:val="false"/>
+                      <w:i w:val="false"/>
+                      <w:iCs w:val="false"/>
+                      <w:color w:val="000000"/>
+                      <w:sz w:val="18"/>
+                      <w:szCs w:val="18"/>
+                    </w:rPr>
+                    <w:t xml:space="preserve">about 53°</w:t>
+                  </w:r>
+                </w:p>
+              </w:tc>
+            </w:tr>
+          </w:tbl>
+          <w:p>
+            <w:pPr>
+              <w:spacing w:after="60" w:before="0"/>
+              <w:jc w:val="left"/>
+            </w:pPr>
+            <w:r>
+              <w:rPr>
+                <w:rFonts w:ascii="Arial" w:cs="Arial" w:eastAsia="Arial" w:hAnsi="Arial"/>
+                <w:b w:val="false"/>
+                <w:bCs w:val="false"/>
+                <w:i w:val="false"/>
+                <w:iCs w:val="false"/>
+                <w:color w:val="000000"/>
+                <w:sz w:val="18"/>
+                <w:szCs w:val="18"/>
+              </w:rPr>
+              <w:t xml:space="preserve"/>
+            </w:r>
+          </w:p>
+          <w:p>
+            <w:pPr>
+              <w:spacing w:after="40" w:before="0"/>
+              <w:jc w:val="left"/>
+            </w:pPr>
+            <w:r>
+              <w:rPr>
+                <w:rFonts w:ascii="Arial" w:cs="Arial" w:eastAsia="Arial" w:hAnsi="Arial"/>
+                <w:b/>
+                <w:bCs/>
+                <w:i w:val="false"/>
+                <w:iCs w:val="false"/>
+                <w:color w:val="000000"/>
+                <w:sz w:val="18"/>
+                <w:szCs w:val="18"/>
+              </w:rPr>
+              <w:t xml:space="preserve"/>
+            </w:r>
+          </w:p>
+          <w:p>
+            <w:pPr>
+              <w:spacing w:after="40" w:before="0"/>
+              <w:jc w:val="left"/>
+            </w:pPr>
+            <w:r>
+              <w:rPr>
+                <w:rFonts w:ascii="Arial" w:cs="Arial" w:eastAsia="Arial" w:hAnsi="Arial"/>
+                <w:b/>
+                <w:bCs/>
+                <w:i w:val="false"/>
+                <w:iCs w:val="false"/>
+                <w:color w:val="000000"/>
+                <w:sz w:val="18"/>
+                <w:szCs w:val="18"/>
+              </w:rPr>
+              <w:t xml:space="preserve">(a) Write a claim: which prints keep Wanjiru's likeness, and which print does not? (b) Use the width : height ratios and the chin angles to give evidence for your claim. (c) Explain, using the words similar (~), corresponding sides and corresponding angles, what must stay the same when a picture changes size.</w:t>
+            </w:r>
+          </w:p>
+          <w:p>
+            <w:pPr>
+              <w:spacing w:after="60" w:before="0"/>
+              <w:jc w:val="left"/>
+            </w:pPr>
+            <w:r>
+              <w:rPr>
+                <w:rFonts w:ascii="Arial" w:cs="Arial" w:eastAsia="Arial" w:hAnsi="Arial"/>
+                <w:b w:val="false"/>
+                <w:bCs w:val="false"/>
+                <w:i w:val="false"/>
+                <w:iCs w:val="false"/>
+                <w:color w:val="000000"/>
+                <w:sz w:val="18"/>
+                <w:szCs w:val="18"/>
+              </w:rPr>
+              <w:t xml:space="preserve"/>
             </w:r>
           </w:p>
         </w:tc>
@@ -351,7 +1116,45 @@
                 <w:sz w:val="18"/>
                 <w:szCs w:val="18"/>
               </w:rPr>
-              <w:t xml:space="preserve">(a) Both S and P are rectangles, so all corresponding angles are 90 degrees and equal. The sides are in the same ratio: width 6/3 = 2, height 8/4 = 2, diagonal 10/5 = 2. Angles are equal and all sides have the same ratio, so P is similar to S. (b) The 6 cm x 4 cm photo also has four right angles, but the width ratio is 6/3 = 2 and the height ratio is 4/4 = 1. The ratios are different, so it is not similar to S. It is stretched. (c) Similar figures have the same shape but the size may differ. Corresponding angles must be equal AND corresponding sides must be in the same ratio. Achieng's photo can be printed bigger or smaller because every length is multiplied by the same number, so no direction is stretched more than another. (Congruent would mean the same shape and the same size.)</w:t>
+              <w:t xml:space="preserve">(a) Claim: the passport photo (3.5 cm × 4.5 cm) and the poster (70 cm × 90 cm) keep Wanjiru's likeness because each is similar (~) to the original 14 cm × 18 cm print. The 4.5 cm × 4.5 cm trial print does not keep her likeness; her face looks stretched.</w:t>
+            </w:r>
+          </w:p>
+          <w:p>
+            <w:pPr>
+              <w:spacing w:after="40" w:before="0"/>
+              <w:jc w:val="left"/>
+            </w:pPr>
+            <w:r>
+              <w:rPr>
+                <w:rFonts w:ascii="Arial" w:cs="Arial" w:eastAsia="Arial" w:hAnsi="Arial"/>
+                <w:b w:val="false"/>
+                <w:bCs w:val="false"/>
+                <w:i w:val="false"/>
+                <w:iCs w:val="false"/>
+                <w:color w:val="000000"/>
+                <w:sz w:val="18"/>
+                <w:szCs w:val="18"/>
+              </w:rPr>
+              <w:t xml:space="preserve">(b) Evidence: the original, passport and poster all have a width : height ratio of 7 : 9 (14 : 18, 3.5 : 4.5 and 70 : 90 all simplify to 7 : 9). Their chin angles are all about 42.5°, and all their corners are 90°. The trial print has width : height = 1 : 1, and its chin angle is about 53°, so both the ratio and the angle changed.</w:t>
+            </w:r>
+          </w:p>
+          <w:p>
+            <w:pPr>
+              <w:spacing w:after="40" w:before="0"/>
+              <w:jc w:val="left"/>
+            </w:pPr>
+            <w:r>
+              <w:rPr>
+                <w:rFonts w:ascii="Arial" w:cs="Arial" w:eastAsia="Arial" w:hAnsi="Arial"/>
+                <w:b w:val="false"/>
+                <w:bCs w:val="false"/>
+                <w:i w:val="false"/>
+                <w:iCs w:val="false"/>
+                <w:color w:val="000000"/>
+                <w:sz w:val="18"/>
+                <w:szCs w:val="18"/>
+              </w:rPr>
+              <w:t xml:space="preserve">(c) Reasoning: figures are similar (~) when all corresponding angles are equal and the ratios of corresponding sides are equal. The passport photo and poster pass both tests, so only their size changed. The trial print fails both tests, so its shape changed. What must stay the same is the shape (equal corresponding angles and equal ratios of corresponding sides). What may change is the size.</w:t>
             </w:r>
           </w:p>
         </w:tc>
@@ -412,7 +1215,7 @@
                 <w:sz w:val="22"/>
                 <w:szCs w:val="22"/>
               </w:rPr>
-              <w:t xml:space="preserve">Part 2: The linear scale factor</w:t>
+              <w:t xml:space="preserve">Section 2: Scale factors</w:t>
             </w:r>
           </w:p>
         </w:tc>
@@ -446,7 +1249,7 @@
                 <w:sz w:val="18"/>
                 <w:szCs w:val="18"/>
               </w:rPr>
-              <w:t xml:space="preserve">(a) Treat S as the object and P as the image. Write the formula for the linear scale factor k and use it to find k for S to P using the width, the height and the diagonal. (b) Find k for S to L. (c) Mr Otieno wants to turn P back into S. Find k for P to S and say whether this is an enlargement or a reduction. (d) Achieng's friend says, 'Mr Otieno made P by adding 3 cm to each side of S.' Is she right? Explain using the lengths of S and P.</w:t>
+              <w:t xml:space="preserve">Take the original 14 cm × 18 cm print as the object. (a) Calculate the linear scale factor k for the passport photo (image) for width and for height. State whether this is an enlargement or a reduction. (b) Calculate k for the poster (image), for width and for height. (c) Find k from the passport photo (object) to the poster (image). (d) For the 4.5 cm × 4.5 cm trial print (image), calculate the width factor and the height factor from the original. Compare them and explain what your comparison tells you about the face in this print.</w:t>
             </w:r>
           </w:p>
         </w:tc>
@@ -478,7 +1281,64 @@
                 <w:sz w:val="18"/>
                 <w:szCs w:val="18"/>
               </w:rPr>
-              <w:t xml:space="preserve">(a) k = image length / object length, using the same units and corresponding sides in the same order. Width: 6/3 = 2. Height: 8/4 = 2. Diagonal: 10/5 = 2. So k = 2 for S to P. (b) S to L: 9/3 = 3 and 12/4 = 3, so k = 3. (c) P to S: 3/6 = 1/2 (also 4/8 = 1/2 and 5/10 = 1/2). Since 0 &lt; k &lt; 1 this is a reduction, which is still an enlargement with a fractional scale factor. (d) She is not right. Adding 3 cm to each side of S gives 6 cm x 7 cm, not 6 cm x 8 cm. The ratios would be 6/3 = 2 and 7/4 = 1.75, which are not the same, so the photo would be stretched and not similar to S. Enlargement works by multiplying every length by the same k, not by adding. Here every length is multiplied by 2: 3 to 6, 4 to 8 and diagonal 5 to 10. Adding 3 cm to the width and 4 cm to the height happens to give 6 x 8 only because 3 and 4 are exactly the amounts that doubling adds. It would not work for other sizes, such as L, which needs 6 cm added to the width and 8 cm to the height.</w:t>
+              <w:t xml:space="preserve">(a) Object = original, image = passport. Width: k = 3.5 ÷ 14 = 1/4. Height: k = 4.5 ÷ 18 = 1/4. Both factors are equal to 1/4 (0.25). Since 0 &lt; k &lt; 1, this is a reduction.</w:t>
+            </w:r>
+          </w:p>
+          <w:p>
+            <w:pPr>
+              <w:spacing w:after="40" w:before="0"/>
+              <w:jc w:val="left"/>
+            </w:pPr>
+            <w:r>
+              <w:rPr>
+                <w:rFonts w:ascii="Arial" w:cs="Arial" w:eastAsia="Arial" w:hAnsi="Arial"/>
+                <w:b w:val="false"/>
+                <w:bCs w:val="false"/>
+                <w:i w:val="false"/>
+                <w:iCs w:val="false"/>
+                <w:color w:val="000000"/>
+                <w:sz w:val="18"/>
+                <w:szCs w:val="18"/>
+              </w:rPr>
+              <w:t xml:space="preserve">(b) Object = original, image = poster. Width: k = 70 ÷ 14 = 5. Height: k = 90 ÷ 18 = 5. Both are 5, and since k &gt; 1 this is an enlargement.</w:t>
+            </w:r>
+          </w:p>
+          <w:p>
+            <w:pPr>
+              <w:spacing w:after="40" w:before="0"/>
+              <w:jc w:val="left"/>
+            </w:pPr>
+            <w:r>
+              <w:rPr>
+                <w:rFonts w:ascii="Arial" w:cs="Arial" w:eastAsia="Arial" w:hAnsi="Arial"/>
+                <w:b w:val="false"/>
+                <w:bCs w:val="false"/>
+                <w:i w:val="false"/>
+                <w:iCs w:val="false"/>
+                <w:color w:val="000000"/>
+                <w:sz w:val="18"/>
+                <w:szCs w:val="18"/>
+              </w:rPr>
+              <w:t xml:space="preserve">(c) Object = passport, image = poster: k = 70 ÷ 3.5 = 20, and 90 ÷ 4.5 = 20. So k = 20.</w:t>
+            </w:r>
+          </w:p>
+          <w:p>
+            <w:pPr>
+              <w:spacing w:after="40" w:before="0"/>
+              <w:jc w:val="left"/>
+            </w:pPr>
+            <w:r>
+              <w:rPr>
+                <w:rFonts w:ascii="Arial" w:cs="Arial" w:eastAsia="Arial" w:hAnsi="Arial"/>
+                <w:b w:val="false"/>
+                <w:bCs w:val="false"/>
+                <w:i w:val="false"/>
+                <w:iCs w:val="false"/>
+                <w:color w:val="000000"/>
+                <w:sz w:val="18"/>
+                <w:szCs w:val="18"/>
+              </w:rPr>
+              <w:t xml:space="preserve">(d) Object = original, image = trial print. Width factor = 4.5 ÷ 14 = 9/28 (about 0.32). Height factor = 4.5 ÷ 18 = 1/4 (0.25). The two factors are not equal, so the width and height were changed by different amounts. The print is not similar to the original, so Wanjiru's face looks stretched. A single scale factor, applied to both width and height, is needed to keep the shape.</w:t>
             </w:r>
           </w:p>
         </w:tc>
@@ -539,7 +1399,7 @@
                 <w:sz w:val="22"/>
                 <w:szCs w:val="22"/>
               </w:rPr>
-              <w:t xml:space="preserve">Part 3: Area and cost</w:t>
+              <w:t xml:space="preserve">Section 3: Using scale factor and similar triangles to find unknown lengths</w:t>
             </w:r>
           </w:p>
         </w:tc>
@@ -573,7 +1433,7 @@
                 <w:sz w:val="18"/>
                 <w:szCs w:val="18"/>
               </w:rPr>
-              <w:t xml:space="preserve">(a) Find the area of S, P and L in cm2. (b) Find the cost of each print at KES 2.50 per cm2. (c) Compare P with S. By how many times are the lengths multiplied, the area multiplied and the cost multiplied? (d) Explain why the price of P is KES 120 and not KES 60. (e) Without measuring, use k = 3 to predict the cost of L compared with S and check it with your answer to (b).</w:t>
+              <w:t xml:space="preserve">(a) In the original print the face triangle has an eye gap of 5.6 cm and a chin distance of 7.2 cm. Use k from the original to the passport photo to find the eye gap and the chin distance on the passport photo. (b) Now find the eye gap and the chin distance on the poster. (c) At Nyalenda Secondary School, at the same time of day, Wanjiru (1.5 m tall) casts a 2 m shadow and a tree casts a 12 m shadow. Explain why the two shadow triangles can be treated as similar, then find the height of the tree. (d) Explain how this problem is related to Wanjiru's photo.</w:t>
             </w:r>
           </w:p>
         </w:tc>
@@ -605,7 +1465,64 @@
                 <w:sz w:val="18"/>
                 <w:szCs w:val="18"/>
               </w:rPr>
-              <w:t xml:space="preserve">(a) S: 3 x 4 = 12 cm2. P: 6 x 8 = 48 cm2. L: 9 x 12 = 108 cm2. (b) S: 12 x 2.50 = KES 30. P: 48 x 2.50 = KES 120. L: 108 x 2.50 = KES 270. (c) From S to P the lengths are multiplied by 2 (k = 2). The area is multiplied by 48/12 = 4, and the cost by 120/30 = 4. (d) The ASF = k^2 = 2^2 = 4. Doubling the length and the width makes the picture 4 times as big in area, and Mr Otieno charges for the area of paper, not for the length. So the price is 4 x KES 30 = KES 120, not 2 x KES 30 = KES 60. (e) For k = 3, ASF = 3^2 = 9, and cost follows area, so L should cost 9 x KES 30 = KES 270. This matches 108 x 2.50 = KES 270.</w:t>
+              <w:t xml:space="preserve">(a) Object = original, image = passport, k = 1/4. Eye gap = 1/4 × 5.6 = 1.4 cm. Chin distance = 1/4 × 7.2 = 1.8 cm.</w:t>
+            </w:r>
+          </w:p>
+          <w:p>
+            <w:pPr>
+              <w:spacing w:after="40" w:before="0"/>
+              <w:jc w:val="left"/>
+            </w:pPr>
+            <w:r>
+              <w:rPr>
+                <w:rFonts w:ascii="Arial" w:cs="Arial" w:eastAsia="Arial" w:hAnsi="Arial"/>
+                <w:b w:val="false"/>
+                <w:bCs w:val="false"/>
+                <w:i w:val="false"/>
+                <w:iCs w:val="false"/>
+                <w:color w:val="000000"/>
+                <w:sz w:val="18"/>
+                <w:szCs w:val="18"/>
+              </w:rPr>
+              <w:t xml:space="preserve">(b) Object = original, image = poster, k = 5. Eye gap = 5 × 5.6 = 28 cm. Chin distance = 5 × 7.2 = 36 cm.</w:t>
+            </w:r>
+          </w:p>
+          <w:p>
+            <w:pPr>
+              <w:spacing w:after="40" w:before="0"/>
+              <w:jc w:val="left"/>
+            </w:pPr>
+            <w:r>
+              <w:rPr>
+                <w:rFonts w:ascii="Arial" w:cs="Arial" w:eastAsia="Arial" w:hAnsi="Arial"/>
+                <w:b w:val="false"/>
+                <w:bCs w:val="false"/>
+                <w:i w:val="false"/>
+                <w:iCs w:val="false"/>
+                <w:color w:val="000000"/>
+                <w:sz w:val="18"/>
+                <w:szCs w:val="18"/>
+              </w:rPr>
+              <w:t xml:space="preserve">(c) The sun's rays make the same angle with the ground for Wanjiru and for the tree, and both stand at 90° to the ground, so the corresponding angles are equal and the triangles are similar (~). Take Wanjiru's triangle as the object and the tree's triangle as the image: k = 12 ÷ 2 = 6. Tree height = 1.5 × 6 = 9 m. (Check: 1.5 ÷ 2 = 0.75, and 0.75 × 12 = 9 m.)</w:t>
+            </w:r>
+          </w:p>
+          <w:p>
+            <w:pPr>
+              <w:spacing w:after="40" w:before="0"/>
+              <w:jc w:val="left"/>
+            </w:pPr>
+            <w:r>
+              <w:rPr>
+                <w:rFonts w:ascii="Arial" w:cs="Arial" w:eastAsia="Arial" w:hAnsi="Arial"/>
+                <w:b w:val="false"/>
+                <w:bCs w:val="false"/>
+                <w:i w:val="false"/>
+                <w:iCs w:val="false"/>
+                <w:color w:val="000000"/>
+                <w:sz w:val="18"/>
+                <w:szCs w:val="18"/>
+              </w:rPr>
+              <w:t xml:space="preserve">(d) The same idea applies: when corresponding angles are equal, every length is multiplied by the same k. This keeps the face triangle in the passport photo (k = 1/4) and the poster (k = 5) the same shape as the original, and it lets us find a height we cannot measure directly.</w:t>
             </w:r>
           </w:p>
         </w:tc>
@@ -666,7 +1583,7 @@
                 <w:sz w:val="22"/>
                 <w:szCs w:val="22"/>
               </w:rPr>
-              <w:t xml:space="preserve">Part 4: Beyond photos</w:t>
+              <w:t xml:space="preserve">Section 4: Area and volume factors</w:t>
             </w:r>
           </w:p>
         </w:tc>
@@ -700,7 +1617,7 @@
                 <w:sz w:val="18"/>
                 <w:szCs w:val="18"/>
               </w:rPr>
-              <w:t xml:space="preserve">(a) A small jerrycan holds 5 L. A similar larger jerrycan has every length twice as big (LSF 2). How much does it hold? Show how you worked it out. (b) A cube has side 2 cm. Find the volume of a similar cube with LSF 3. (c) On a map with scale 1:5,000,000, the road from Nairobi to Mombasa measures 8.8 cm. Find the real distance in km. (d) A classroom plan is drawn to scale 1:50 and measures 16 cm x 12 cm. The real room is 8 m x 6 m. Floor tiles cost KES 800 per m2. Find the cost of tiling the floor. (e) Copy and complete: when every length is multiplied by k, the length is multiplied by ___, the area by ___ and the volume by ___. State when this rule works.</w:t>
+              <w:t xml:space="preserve">(a) Calculate the area of the original print, the passport photo and the poster. (b) Use your areas and the linear scale factors to find the area factor from the original to the passport photo and from the original to the poster. Write the pattern that connects the area factor to k. (c) Mr Otieno packs prints in a small carton of 10 cm × 6 cm × 4 cm and a larger similar carton of 20 cm × 12 cm × 8 cm. Find k, the volumes of both cartons and the volume factor. Write the pattern that connects the volume factor to k. (d) A friend says: 'If every length of the poster is multiplied by 5, then its area is multiplied by 5.' Explain whether your friend is correct.</w:t>
             </w:r>
           </w:p>
         </w:tc>
@@ -732,7 +1649,64 @@
                 <w:sz w:val="18"/>
                 <w:szCs w:val="18"/>
               </w:rPr>
-              <w:t xml:space="preserve">(a) VSF = k^3 = 2^3 = 8. Volume = 5 x 8 = 40 L. The length, width and height each double, so the volume is multiplied by 2 x 2 x 2 = 8. (b) The 2 cm cube has volume 2 x 2 x 2 = 8 cm3. With k = 3 the side is 6 cm and the volume is 6 x 6 x 6 = 216 cm3, which is 27 = 3^3 times as much. (c) Real distance = map length x n = 8.8 x 5,000,000 = 44,000,000 cm = 440 km. (d) The real floor area is 8 x 6 = 48 m2. Check with ASF: 192 cm2 x 50^2 = 192 x 2500 = 480,000 cm2 = 48 m2. Cost = 48 x KES 800 = KES 38,400. (e) The length is multiplied by k, the area by k^2 (ASF) and the volume by k^3 (VSF). This works only for similar figures or objects, where every length is multiplied by the same k.</w:t>
+              <w:t xml:space="preserve">(a) Original: 14 × 18 = 252 cm². Passport: 3.5 × 4.5 = 15.75 cm². Poster: 70 × 90 = 6300 cm².</w:t>
+            </w:r>
+          </w:p>
+          <w:p>
+            <w:pPr>
+              <w:spacing w:after="40" w:before="0"/>
+              <w:jc w:val="left"/>
+            </w:pPr>
+            <w:r>
+              <w:rPr>
+                <w:rFonts w:ascii="Arial" w:cs="Arial" w:eastAsia="Arial" w:hAnsi="Arial"/>
+                <w:b w:val="false"/>
+                <w:bCs w:val="false"/>
+                <w:i w:val="false"/>
+                <w:iCs w:val="false"/>
+                <w:color w:val="000000"/>
+                <w:sz w:val="18"/>
+                <w:szCs w:val="18"/>
+              </w:rPr>
+              <w:t xml:space="preserve">(b) Original to passport: k = 1/4, so the area factor = (1/4)² = 1/16. Check: 15.75 ÷ 252 = 1/16. Original to poster: k = 5, so the area factor = 5² = 25. Check: 6300 ÷ 252 = 25. Pattern: area factor = k².</w:t>
+            </w:r>
+          </w:p>
+          <w:p>
+            <w:pPr>
+              <w:spacing w:after="40" w:before="0"/>
+              <w:jc w:val="left"/>
+            </w:pPr>
+            <w:r>
+              <w:rPr>
+                <w:rFonts w:ascii="Arial" w:cs="Arial" w:eastAsia="Arial" w:hAnsi="Arial"/>
+                <w:b w:val="false"/>
+                <w:bCs w:val="false"/>
+                <w:i w:val="false"/>
+                <w:iCs w:val="false"/>
+                <w:color w:val="000000"/>
+                <w:sz w:val="18"/>
+                <w:szCs w:val="18"/>
+              </w:rPr>
+              <w:t xml:space="preserve">(c) Small carton = object, large carton = image: k = 20 ÷ 10 = 12 ÷ 6 = 8 ÷ 4 = 2. Small carton volume = 10 × 6 × 4 = 240 cm³. Large carton volume = 20 × 12 × 8 = 1920 cm³. Volume factor = 1920 ÷ 240 = 8 = 2³. Pattern: volume factor = k³.</w:t>
+            </w:r>
+          </w:p>
+          <w:p>
+            <w:pPr>
+              <w:spacing w:after="40" w:before="0"/>
+              <w:jc w:val="left"/>
+            </w:pPr>
+            <w:r>
+              <w:rPr>
+                <w:rFonts w:ascii="Arial" w:cs="Arial" w:eastAsia="Arial" w:hAnsi="Arial"/>
+                <w:b w:val="false"/>
+                <w:bCs w:val="false"/>
+                <w:i w:val="false"/>
+                <w:iCs w:val="false"/>
+                <w:color w:val="000000"/>
+                <w:sz w:val="18"/>
+                <w:szCs w:val="18"/>
+              </w:rPr>
+              <w:t xml:space="preserve">(d) Your friend is not correct. Area depends on two lengths (width × height), and both are multiplied by 5, so the area is multiplied by 5 × 5 = 5² = 25. This is shown by 6300 ÷ 252 = 25. The k² rule only applies when one scale factor is used for all lengths, that is, for similar figures.</w:t>
             </w:r>
           </w:p>
         </w:tc>
@@ -793,7 +1767,7 @@
                 <w:sz w:val="22"/>
                 <w:szCs w:val="22"/>
               </w:rPr>
-              <w:t xml:space="preserve">Part 5: Putting the whole explanation together</w:t>
+              <w:t xml:space="preserve">Section 5: Enlargement, applications and the final explanation</w:t>
             </w:r>
           </w:p>
         </w:tc>
@@ -827,7 +1801,7 @@
                 <w:sz w:val="18"/>
                 <w:szCs w:val="18"/>
               </w:rPr>
-              <w:t xml:space="preserve">Answer the driving question: How can a passport photo be made bigger or smaller without changing its shape, and how do its length, area and cost change when we do so? Write a clear explanation for a classmate who missed the lessons. Use Achieng's prints S, P and L, the 6 cm x 4 cm photo, and the jerrycan or another example. Include (a) the rule for keeping the shape, (b) how length, area and cost change, with numbers, and (c) what goes wrong if only the width is doubled.</w:t>
+              <w:t xml:space="preserve">(a) Triangle ABC has A(1,1), B(3,1) and C(1,2). Write the image coordinates for an enlargement with centre O(0,0) and scale factor 2. Explain how the rays from O are used to build the image. (b) Triangle PQR with P(2,2), Q(3,2), R(2,3) has the image P'(4,4), Q'(7,4), R'(4,7). Explain how to find the centre of the enlargement and find k. (c) On a 1:5 000 000 map, Kisumu and Nairobi are about 265 km apart in a straight line. Find their distance on the map in cm. (d) A school sign of 70 cm × 90 cm (0.63 m²) is enlarged with k = 3. Paint costs KES 400 per m². Find the cost of paint for each sign. (e) Now answer the driving question: How can a full-size photograph be resized to fit a small passport photo box without distortion? Also say why we need to enlarge or reduce objects, and how we use similarity and enlargement in day-to-day life.</w:t>
             </w:r>
           </w:p>
         </w:tc>
@@ -859,7 +1833,83 @@
                 <w:sz w:val="18"/>
                 <w:szCs w:val="18"/>
               </w:rPr>
-              <w:t xml:space="preserve">A passport photo can be made bigger or smaller without changing its shape by multiplying every length by the same linear scale factor k, where k = image length / object length. This is an enlargement. It needs a centre and a scale factor, and then the corresponding angles stay equal and the corresponding sides are in the same ratio, so the image is similar to the object. For Achieng's photo, S to P has k = 2: 3 cm to 6 cm, 4 cm to 8 cm and the diagonal 5 cm to 10 cm, with all angles staying 90 degrees. Lengths change by k. The area changes by the ASF = k^2 = 4, so it goes from 12 cm2 to 48 cm2. Mr Otieno charges KES 2.50 per cm2, so the price goes from KES 30 to KES 120. This is four times, not double, because cost follows area and not length. For S to L, k = 3, so the ASF = 9: the area is 108 cm2 and the price is KES 270. Going from P to S uses k = 1/2, which halves the lengths. If only the width is doubled, the 6 cm x 4 cm photo has a width ratio of 2 but a height ratio of 1. The ratios are different, so the photo is stretched and not similar, and the k^2 rule does not apply: its area is only 24 cm2, twice that of S. The same pattern works for solids: with LSF 2 the volume is multiplied by k^3 = 8, so a 5 L jerrycan becomes a 40 L jerrycan.</w:t>
+              <w:t xml:space="preserve">(a) Each image point lies on the ray from O through the object point, at twice the distance from O. A'(2,2), B'(6,2), C'(2,4). The image is similar to the object: corresponding angles are equal and corresponding sides are in the ratio 1 : 2.</w:t>
+            </w:r>
+          </w:p>
+          <w:p>
+            <w:pPr>
+              <w:spacing w:after="40" w:before="0"/>
+              <w:jc w:val="left"/>
+            </w:pPr>
+            <w:r>
+              <w:rPr>
+                <w:rFonts w:ascii="Arial" w:cs="Arial" w:eastAsia="Arial" w:hAnsi="Arial"/>
+                <w:b w:val="false"/>
+                <w:bCs w:val="false"/>
+                <w:i w:val="false"/>
+                <w:iCs w:val="false"/>
+                <w:color w:val="000000"/>
+                <w:sz w:val="18"/>
+                <w:szCs w:val="18"/>
+              </w:rPr>
+              <w:t xml:space="preserve">(b) Join each object point to its image (P to P', Q to Q', R to R') and extend the lines. They meet at one point, (1,1), which is the centre. k = image length ÷ object length = 3 ÷ 1 = 3 (P'Q' = 3, PQ = 1). Check: P' minus centre = (3,3) = 3 × (1,1), which is 3 × (P minus centre).</w:t>
+            </w:r>
+          </w:p>
+          <w:p>
+            <w:pPr>
+              <w:spacing w:after="40" w:before="0"/>
+              <w:jc w:val="left"/>
+            </w:pPr>
+            <w:r>
+              <w:rPr>
+                <w:rFonts w:ascii="Arial" w:cs="Arial" w:eastAsia="Arial" w:hAnsi="Arial"/>
+                <w:b w:val="false"/>
+                <w:bCs w:val="false"/>
+                <w:i w:val="false"/>
+                <w:iCs w:val="false"/>
+                <w:color w:val="000000"/>
+                <w:sz w:val="18"/>
+                <w:szCs w:val="18"/>
+              </w:rPr>
+              <w:t xml:space="preserve">(c) 265 km = 26 500 000 cm. Map distance = 26 500 000 ÷ 5 000 000 = 5.3 cm.</w:t>
+            </w:r>
+          </w:p>
+          <w:p>
+            <w:pPr>
+              <w:spacing w:after="40" w:before="0"/>
+              <w:jc w:val="left"/>
+            </w:pPr>
+            <w:r>
+              <w:rPr>
+                <w:rFonts w:ascii="Arial" w:cs="Arial" w:eastAsia="Arial" w:hAnsi="Arial"/>
+                <w:b w:val="false"/>
+                <w:bCs w:val="false"/>
+                <w:i w:val="false"/>
+                <w:iCs w:val="false"/>
+                <w:color w:val="000000"/>
+                <w:sz w:val="18"/>
+                <w:szCs w:val="18"/>
+              </w:rPr>
+              <w:t xml:space="preserve">(d) Enlarged sign = 210 cm × 270 cm. Area factor = 3² = 9, so area = 9 × 0.63 = 5.67 m². Small sign paint: 0.63 × 400 = KES 252. Large sign paint: 5.67 × 400 = KES 2268, which is 9 times as much. The cost depends on area, so it changes by k², not by k.</w:t>
+            </w:r>
+          </w:p>
+          <w:p>
+            <w:pPr>
+              <w:spacing w:after="40" w:before="0"/>
+              <w:jc w:val="left"/>
+            </w:pPr>
+            <w:r>
+              <w:rPr>
+                <w:rFonts w:ascii="Arial" w:cs="Arial" w:eastAsia="Arial" w:hAnsi="Arial"/>
+                <w:b w:val="false"/>
+                <w:bCs w:val="false"/>
+                <w:i w:val="false"/>
+                <w:iCs w:val="false"/>
+                <w:color w:val="000000"/>
+                <w:sz w:val="18"/>
+                <w:szCs w:val="18"/>
+              </w:rPr>
+              <w:t xml:space="preserve">(e) Claim: a full-size photograph can be resized to fit the passport box without distortion by multiplying every length, both width and height, by the same scale factor. Evidence: the original 14 cm × 18 cm becomes the passport photo 3.5 cm × 4.5 cm with k = 1/4 for both width and height, and the poster 70 cm × 90 cm with k = 5. All three have width : height = 7 : 9, 90° corners and a chin angle of about 42.5°. The 4.5 cm × 4.5 cm print used a width factor of 9/28 and a height factor of 1/4, so its ratio became 1 : 1 and its chin angle about 53°. Reasoning: with one k the figures are similar (~), so corresponding angles and ratios of corresponding sides stay equal and only the size changes. Different factors change the shape and give distortion. Size can change by any scale factor, but shape is kept only if one scale factor is applied to all lengths in every direction. Area then changes by k² and volume by k³. We enlarge or reduce objects to fit them into a space or make them easier to see or handle: passport photos, posters, maps, models and painted signs. We use similarity and enlargement every day in maps, scale drawings, models, measuring heights from shadows and costing paint.</w:t>
             </w:r>
           </w:p>
         </w:tc>
@@ -1086,7 +2136,7 @@
                 <w:sz w:val="18"/>
                 <w:szCs w:val="18"/>
               </w:rPr>
-              <w:t xml:space="preserve">Testing and explaining similarity</w:t>
+              <w:t xml:space="preserve">Claim, evidence and reasoning</w:t>
             </w:r>
           </w:p>
         </w:tc>
@@ -1118,7 +2168,7 @@
                 <w:sz w:val="18"/>
                 <w:szCs w:val="18"/>
               </w:rPr>
-              <w:t xml:space="preserve">Checks both equal angles and the same ratio of all corresponding sides with correct numbers, and correctly shows the 6 x 4 photo fails because the ratios are 2 and 1. Explains similar versus congruent accurately.</w:t>
+              <w:t xml:space="preserve">States a clear claim, supports it with exact data (7:9 vs 1:1, about 42.5° vs about 53°, k = 1/4 and 5 vs 9/28 and 1/4) and links the evidence to the idea of similarity.</w:t>
             </w:r>
           </w:p>
         </w:tc>
@@ -1150,7 +2200,7 @@
                 <w:sz w:val="18"/>
                 <w:szCs w:val="18"/>
               </w:rPr>
-              <w:t xml:space="preserve">Checks angles and ratios with mostly correct numbers and identifies the distorted photo as not similar, but the explanation of similar is incomplete.</w:t>
+              <w:t xml:space="preserve">States a correct claim and uses some correct data, but the reasoning linking the data to similarity is incomplete.</w:t>
             </w:r>
           </w:p>
         </w:tc>
@@ -1182,7 +2232,7 @@
                 <w:sz w:val="18"/>
                 <w:szCs w:val="18"/>
               </w:rPr>
-              <w:t xml:space="preserve">Uses only looks or one ratio to decide, or does not identify why the 6 x 4 photo is not similar.</w:t>
+              <w:t xml:space="preserve">Claim is unclear or missing, or uses little or incorrect evidence.</w:t>
             </w:r>
           </w:p>
         </w:tc>
@@ -1216,7 +2266,7 @@
                 <w:sz w:val="18"/>
                 <w:szCs w:val="18"/>
               </w:rPr>
-              <w:t xml:space="preserve">Linear scale factor calculations</w:t>
+              <w:t xml:space="preserve">Scale factor calculations</w:t>
             </w:r>
           </w:p>
         </w:tc>
@@ -1248,7 +2298,7 @@
                 <w:sz w:val="18"/>
                 <w:szCs w:val="18"/>
               </w:rPr>
-              <w:t xml:space="preserve">Uses k = image/object with corresponding sides and the same units to get k = 2, 3 and 1/2 correctly, classifies the reduction, and explains that multiplying (not adding) keeps the shape.</w:t>
+              <w:t xml:space="preserve">Calculates every k as image ÷ object, names the object and the image, and correctly identifies enlargement or reduction. Compares the unequal factors of the trial print.</w:t>
             </w:r>
           </w:p>
         </w:tc>
@@ -1280,7 +2330,7 @@
                 <w:sz w:val="18"/>
                 <w:szCs w:val="18"/>
               </w:rPr>
-              <w:t xml:space="preserve">Calculates most scale factors correctly but gives a weak explanation of multiplying versus adding or of the reduction.</w:t>
+              <w:t xml:space="preserve">Calculates most scale factors correctly but sometimes omits the object and image or the enlargement/reduction label.</w:t>
             </w:r>
           </w:p>
         </w:tc>
@@ -1312,7 +2362,7 @@
                 <w:sz w:val="18"/>
                 <w:szCs w:val="18"/>
               </w:rPr>
-              <w:t xml:space="preserve">Confuses object and image, inverts the ratio, or uses addition to find the new lengths.</w:t>
+              <w:t xml:space="preserve">Calculations are mostly incorrect or the object and image are mixed up.</w:t>
             </w:r>
           </w:p>
         </w:tc>
@@ -1346,7 +2396,7 @@
                 <w:sz w:val="18"/>
                 <w:szCs w:val="18"/>
               </w:rPr>
-              <w:t xml:space="preserve">Area, volume and cost reasoning</w:t>
+              <w:t xml:space="preserve">Area and volume factors</w:t>
             </w:r>
           </w:p>
         </w:tc>
@@ -1378,7 +2428,7 @@
                 <w:sz w:val="18"/>
                 <w:szCs w:val="18"/>
               </w:rPr>
-              <w:t xml:space="preserve">Correctly finds the areas 12, 48 and 108 cm2 and the costs KES 30, 120 and 270, and links ASF = k^2 and VSF = k^3 to the cost and the jerrycan, explaining that cost follows area.</w:t>
+              <w:t xml:space="preserve">Correctly uses k² and k³ with Wanjiru's prints and the cartons, and explains why doubling lengths does not double the area.</w:t>
             </w:r>
           </w:p>
         </w:tc>
@@ -1410,7 +2460,7 @@
                 <w:sz w:val="18"/>
                 <w:szCs w:val="18"/>
               </w:rPr>
-              <w:t xml:space="preserve">Finds the areas and costs correctly and states k^2 and k^3, but the link between cost and area or the volume reasoning is thin.</w:t>
+              <w:t xml:space="preserve">Uses k² and k³ correctly in most cases but explanations are brief.</w:t>
             </w:r>
           </w:p>
         </w:tc>
@@ -1442,7 +2492,7 @@
                 <w:sz w:val="18"/>
                 <w:szCs w:val="18"/>
               </w:rPr>
-              <w:t xml:space="preserve">Says the cost or area simply doubles, or does not use k^2 or k^3.</w:t>
+              <w:t xml:space="preserve">Treats area or volume as changing by k, or makes errors in the calculations.</w:t>
             </w:r>
           </w:p>
         </w:tc>
@@ -1476,7 +2526,7 @@
                 <w:sz w:val="18"/>
                 <w:szCs w:val="18"/>
               </w:rPr>
-              <w:t xml:space="preserve">Applying scale to real contexts</w:t>
+              <w:t xml:space="preserve">Enlargement, applications and mathematical language</w:t>
             </w:r>
           </w:p>
         </w:tc>
@@ -1508,7 +2558,7 @@
                 <w:sz w:val="18"/>
                 <w:szCs w:val="18"/>
               </w:rPr>
-              <w:t xml:space="preserve">Converts the map scale and the scale drawing correctly (440 km, 48 m2, KES 38,400) with correct units and shows the use of n for length and n^2 for area.</w:t>
+              <w:t xml:space="preserve">Finds images and the centre correctly, solves the map, sign cost and shadow problems accurately, and uses ~, corresponding sides and corresponding angles, units and width-first order correctly.</w:t>
             </w:r>
           </w:p>
         </w:tc>
@@ -1540,7 +2590,7 @@
                 <w:sz w:val="18"/>
                 <w:szCs w:val="18"/>
               </w:rPr>
-              <w:t xml:space="preserve">Gets most conversions correct but makes a unit or working slip, or does not show the use of n^2.</w:t>
+              <w:t xml:space="preserve">Solves most application problems correctly with minor errors in units, notation or the order of width and height.</w:t>
             </w:r>
           </w:p>
         </w:tc>
@@ -1572,7 +2622,7 @@
                 <w:sz w:val="18"/>
                 <w:szCs w:val="18"/>
               </w:rPr>
-              <w:t xml:space="preserve">Does not convert units correctly or does not apply the scale to length and area.</w:t>
+              <w:t xml:space="preserve">Has many errors in the applications, or little correct use of terms and units.</w:t>
             </w:r>
           </w:p>
         </w:tc>
@@ -1606,7 +2656,7 @@
                 <w:sz w:val="18"/>
                 <w:szCs w:val="18"/>
               </w:rPr>
-              <w:t xml:space="preserve">Final explanation and scientific language</w:t>
+              <w:t xml:space="preserve">Answering the driving question</w:t>
             </w:r>
           </w:p>
         </w:tc>
@@ -1638,7 +2688,7 @@
                 <w:sz w:val="18"/>
                 <w:szCs w:val="18"/>
               </w:rPr>
-              <w:t xml:space="preserve">Gives a connected, complete answer to the driving question using object, image, similar, LSF, ASF, VSF and Achieng's data, and addresses the stretched photo.</w:t>
+              <w:t xml:space="preserve">Gives a complete explanation that size can change but shape is kept only if one scale factor is applied to all lengths. Connects to the Key Inquiry Questions with real examples.</w:t>
             </w:r>
           </w:p>
         </w:tc>
@@ -1670,7 +2720,7 @@
                 <w:sz w:val="18"/>
                 <w:szCs w:val="18"/>
               </w:rPr>
-              <w:t xml:space="preserve">Answers the driving question with mostly correct terms and data but misses one link, for example the stretched photo or the cost.</w:t>
+              <w:t xml:space="preserve">Gives a correct answer to the driving question but with limited links to everyday examples.</w:t>
             </w:r>
           </w:p>
         </w:tc>
@@ -1702,7 +2752,7 @@
                 <w:sz w:val="18"/>
                 <w:szCs w:val="18"/>
               </w:rPr>
-              <w:t xml:space="preserve">Gives a list of facts without connecting length, area and cost or without using the key terms.</w:t>
+              <w:t xml:space="preserve">Answer is incomplete or does not explain why the trial print is distorted.</w:t>
             </w:r>
           </w:p>
         </w:tc>
@@ -1826,7 +2876,7 @@
         </w:rPr>
         <w:t xml:space="preserve">© 2026 SeaVuria and ARES. This work is licensed under a </w:t>
       </w:r>
-      <w:hyperlink w:history="1" r:id="rIdxcwys61carylujeoepijs">
+      <w:hyperlink w:history="1" r:id="rIdmmhip_1c3gsyxe9cxlxl_">
         <w:r>
           <w:rPr>
             <w:rFonts w:ascii="Arial" w:cs="Arial" w:eastAsia="Arial" w:hAnsi="Arial"/>
@@ -1846,7 +2896,7 @@
         </w:rPr>
         <w:t xml:space="preserve"> (</w:t>
       </w:r>
-      <w:hyperlink w:history="1" r:id="rIdhowpjgr6pc3uelcpihyxc">
+      <w:hyperlink w:history="1" r:id="rIdspto9e8ktu2qcdj3vnq94">
         <w:r>
           <w:rPr>
             <w:rFonts w:ascii="Arial" w:cs="Arial" w:eastAsia="Arial" w:hAnsi="Arial"/>
@@ -1866,7 +2916,7 @@
         </w:rPr>
         <w:t xml:space="preserve">). To view a copy of this license, visit </w:t>
       </w:r>
-      <w:hyperlink w:history="1" r:id="rIdfinxmed6o2ep9xuiu1b0p">
+      <w:hyperlink w:history="1" r:id="rIdl8xa6oxnbouqizrjszr7i">
         <w:r>
           <w:rPr>
             <w:rFonts w:ascii="Arial" w:cs="Arial" w:eastAsia="Arial" w:hAnsi="Arial"/>

--- a/data/outputs/v2/Maths/SS2.1_Similarity_and_Enlargement/Mathematics_Similarity_and_Enlargement_FinalExplanation_TeacherKey.docx
+++ b/data/outputs/v2/Maths/SS2.1_Similarity_and_Enlargement/Mathematics_Similarity_and_Enlargement_FinalExplanation_TeacherKey.docx
@@ -4,6 +4,7 @@
   <w:body>
     <w:p>
       <w:pPr>
+        <w:keepNext w:val="false"/>
         <w:spacing w:after="30" w:before="0"/>
         <w:jc w:val="center"/>
       </w:pPr>
@@ -23,6 +24,7 @@
     </w:p>
     <w:p>
       <w:pPr>
+        <w:keepNext w:val="false"/>
         <w:spacing w:after="60" w:before="0"/>
         <w:jc w:val="center"/>
       </w:pPr>
@@ -81,6 +83,7 @@
           </w:tcPr>
           <w:p>
             <w:pPr>
+              <w:keepNext w:val="false"/>
               <w:spacing w:after="40" w:before="0"/>
               <w:jc w:val="center"/>
             </w:pPr>
@@ -116,6 +119,7 @@
           </w:tcPr>
           <w:p>
             <w:pPr>
+              <w:keepNext w:val="false"/>
               <w:spacing w:after="40" w:before="0"/>
               <w:jc w:val="center"/>
             </w:pPr>
@@ -176,6 +180,7 @@
           </w:tcPr>
           <w:p>
             <w:pPr>
+              <w:keepNext w:val="false"/>
               <w:spacing w:after="40" w:before="0"/>
               <w:jc w:val="center"/>
             </w:pPr>
@@ -210,6 +215,7 @@
           </w:tcPr>
           <w:p>
             <w:pPr>
+              <w:keepNext w:val="false"/>
               <w:spacing w:after="40" w:before="0"/>
               <w:jc w:val="left"/>
             </w:pPr>
@@ -271,6 +277,7 @@
           </w:tcPr>
           <w:p>
             <w:pPr>
+              <w:keepNext/>
               <w:spacing w:after="40" w:before="0"/>
               <w:jc w:val="center"/>
             </w:pPr>
@@ -305,6 +312,7 @@
           </w:tcPr>
           <w:p>
             <w:pPr>
+              <w:keepNext w:val="false"/>
               <w:spacing w:after="40" w:before="0"/>
               <w:jc w:val="left"/>
             </w:pPr>
@@ -324,6 +332,7 @@
           </w:p>
           <w:p>
             <w:pPr>
+              <w:keepNext w:val="false"/>
               <w:spacing w:after="40" w:before="0"/>
               <w:jc w:val="left"/>
             </w:pPr>
@@ -375,6 +384,7 @@
                 </w:tcPr>
                 <w:p>
                   <w:pPr>
+                    <w:keepNext w:val="false"/>
                     <w:spacing w:after="40" w:before="0"/>
                     <w:jc w:val="left"/>
                   </w:pPr>
@@ -407,6 +417,7 @@
                 </w:tcPr>
                 <w:p>
                   <w:pPr>
+                    <w:keepNext w:val="false"/>
                     <w:spacing w:after="40" w:before="0"/>
                     <w:jc w:val="left"/>
                   </w:pPr>
@@ -439,6 +450,7 @@
                 </w:tcPr>
                 <w:p>
                   <w:pPr>
+                    <w:keepNext w:val="false"/>
                     <w:spacing w:after="40" w:before="0"/>
                     <w:jc w:val="left"/>
                   </w:pPr>
@@ -471,6 +483,7 @@
                 </w:tcPr>
                 <w:p>
                   <w:pPr>
+                    <w:keepNext w:val="false"/>
                     <w:spacing w:after="40" w:before="0"/>
                     <w:jc w:val="left"/>
                   </w:pPr>
@@ -505,6 +518,7 @@
                 </w:tcPr>
                 <w:p>
                   <w:pPr>
+                    <w:keepNext w:val="false"/>
                     <w:spacing w:after="40" w:before="0"/>
                     <w:jc w:val="left"/>
                   </w:pPr>
@@ -537,6 +551,7 @@
                 </w:tcPr>
                 <w:p>
                   <w:pPr>
+                    <w:keepNext w:val="false"/>
                     <w:spacing w:after="40" w:before="0"/>
                     <w:jc w:val="left"/>
                   </w:pPr>
@@ -569,6 +584,7 @@
                 </w:tcPr>
                 <w:p>
                   <w:pPr>
+                    <w:keepNext w:val="false"/>
                     <w:spacing w:after="40" w:before="0"/>
                     <w:jc w:val="left"/>
                   </w:pPr>
@@ -601,6 +617,7 @@
                 </w:tcPr>
                 <w:p>
                   <w:pPr>
+                    <w:keepNext w:val="false"/>
                     <w:spacing w:after="40" w:before="0"/>
                     <w:jc w:val="left"/>
                   </w:pPr>
@@ -635,6 +652,7 @@
                 </w:tcPr>
                 <w:p>
                   <w:pPr>
+                    <w:keepNext w:val="false"/>
                     <w:spacing w:after="40" w:before="0"/>
                     <w:jc w:val="left"/>
                   </w:pPr>
@@ -667,6 +685,7 @@
                 </w:tcPr>
                 <w:p>
                   <w:pPr>
+                    <w:keepNext w:val="false"/>
                     <w:spacing w:after="40" w:before="0"/>
                     <w:jc w:val="left"/>
                   </w:pPr>
@@ -699,6 +718,7 @@
                 </w:tcPr>
                 <w:p>
                   <w:pPr>
+                    <w:keepNext w:val="false"/>
                     <w:spacing w:after="40" w:before="0"/>
                     <w:jc w:val="left"/>
                   </w:pPr>
@@ -731,6 +751,7 @@
                 </w:tcPr>
                 <w:p>
                   <w:pPr>
+                    <w:keepNext w:val="false"/>
                     <w:spacing w:after="40" w:before="0"/>
                     <w:jc w:val="left"/>
                   </w:pPr>
@@ -765,6 +786,7 @@
                 </w:tcPr>
                 <w:p>
                   <w:pPr>
+                    <w:keepNext w:val="false"/>
                     <w:spacing w:after="40" w:before="0"/>
                     <w:jc w:val="left"/>
                   </w:pPr>
@@ -797,6 +819,7 @@
                 </w:tcPr>
                 <w:p>
                   <w:pPr>
+                    <w:keepNext w:val="false"/>
                     <w:spacing w:after="40" w:before="0"/>
                     <w:jc w:val="left"/>
                   </w:pPr>
@@ -829,6 +852,7 @@
                 </w:tcPr>
                 <w:p>
                   <w:pPr>
+                    <w:keepNext w:val="false"/>
                     <w:spacing w:after="40" w:before="0"/>
                     <w:jc w:val="left"/>
                   </w:pPr>
@@ -861,6 +885,7 @@
                 </w:tcPr>
                 <w:p>
                   <w:pPr>
+                    <w:keepNext w:val="false"/>
                     <w:spacing w:after="40" w:before="0"/>
                     <w:jc w:val="left"/>
                   </w:pPr>
@@ -895,6 +920,7 @@
                 </w:tcPr>
                 <w:p>
                   <w:pPr>
+                    <w:keepNext w:val="false"/>
                     <w:spacing w:after="40" w:before="0"/>
                     <w:jc w:val="left"/>
                   </w:pPr>
@@ -927,6 +953,7 @@
                 </w:tcPr>
                 <w:p>
                   <w:pPr>
+                    <w:keepNext w:val="false"/>
                     <w:spacing w:after="40" w:before="0"/>
                     <w:jc w:val="left"/>
                   </w:pPr>
@@ -959,6 +986,7 @@
                 </w:tcPr>
                 <w:p>
                   <w:pPr>
+                    <w:keepNext w:val="false"/>
                     <w:spacing w:after="40" w:before="0"/>
                     <w:jc w:val="left"/>
                   </w:pPr>
@@ -991,6 +1019,7 @@
                 </w:tcPr>
                 <w:p>
                   <w:pPr>
+                    <w:keepNext w:val="false"/>
                     <w:spacing w:after="40" w:before="0"/>
                     <w:jc w:val="left"/>
                   </w:pPr>
@@ -1013,6 +1042,7 @@
           </w:tbl>
           <w:p>
             <w:pPr>
+              <w:keepNext w:val="false"/>
               <w:spacing w:after="60" w:before="0"/>
               <w:jc w:val="left"/>
             </w:pPr>
@@ -1032,6 +1062,7 @@
           </w:p>
           <w:p>
             <w:pPr>
+              <w:keepNext w:val="false"/>
               <w:spacing w:after="40" w:before="0"/>
               <w:jc w:val="left"/>
             </w:pPr>
@@ -1051,6 +1082,7 @@
           </w:p>
           <w:p>
             <w:pPr>
+              <w:keepNext w:val="false"/>
               <w:spacing w:after="40" w:before="0"/>
               <w:jc w:val="left"/>
             </w:pPr>
@@ -1070,6 +1102,7 @@
           </w:p>
           <w:p>
             <w:pPr>
+              <w:keepNext w:val="false"/>
               <w:spacing w:after="60" w:before="0"/>
               <w:jc w:val="left"/>
             </w:pPr>
@@ -1102,6 +1135,7 @@
           </w:tcPr>
           <w:p>
             <w:pPr>
+              <w:keepNext w:val="false"/>
               <w:spacing w:after="40" w:before="0"/>
               <w:jc w:val="left"/>
             </w:pPr>
@@ -1121,6 +1155,7 @@
           </w:p>
           <w:p>
             <w:pPr>
+              <w:keepNext w:val="false"/>
               <w:spacing w:after="40" w:before="0"/>
               <w:jc w:val="left"/>
             </w:pPr>
@@ -1140,6 +1175,7 @@
           </w:p>
           <w:p>
             <w:pPr>
+              <w:keepNext w:val="false"/>
               <w:spacing w:after="40" w:before="0"/>
               <w:jc w:val="left"/>
             </w:pPr>
@@ -1201,6 +1237,7 @@
           </w:tcPr>
           <w:p>
             <w:pPr>
+              <w:keepNext/>
               <w:spacing w:after="40" w:before="0"/>
               <w:jc w:val="center"/>
             </w:pPr>
@@ -1235,6 +1272,7 @@
           </w:tcPr>
           <w:p>
             <w:pPr>
+              <w:keepNext w:val="false"/>
               <w:spacing w:after="40" w:before="0"/>
               <w:jc w:val="left"/>
             </w:pPr>
@@ -1267,6 +1305,7 @@
           </w:tcPr>
           <w:p>
             <w:pPr>
+              <w:keepNext w:val="false"/>
               <w:spacing w:after="40" w:before="0"/>
               <w:jc w:val="left"/>
             </w:pPr>
@@ -1286,6 +1325,7 @@
           </w:p>
           <w:p>
             <w:pPr>
+              <w:keepNext w:val="false"/>
               <w:spacing w:after="40" w:before="0"/>
               <w:jc w:val="left"/>
             </w:pPr>
@@ -1305,6 +1345,7 @@
           </w:p>
           <w:p>
             <w:pPr>
+              <w:keepNext w:val="false"/>
               <w:spacing w:after="40" w:before="0"/>
               <w:jc w:val="left"/>
             </w:pPr>
@@ -1324,6 +1365,7 @@
           </w:p>
           <w:p>
             <w:pPr>
+              <w:keepNext w:val="false"/>
               <w:spacing w:after="40" w:before="0"/>
               <w:jc w:val="left"/>
             </w:pPr>
@@ -1385,6 +1427,7 @@
           </w:tcPr>
           <w:p>
             <w:pPr>
+              <w:keepNext/>
               <w:spacing w:after="40" w:before="0"/>
               <w:jc w:val="center"/>
             </w:pPr>
@@ -1419,6 +1462,7 @@
           </w:tcPr>
           <w:p>
             <w:pPr>
+              <w:keepNext w:val="false"/>
               <w:spacing w:after="40" w:before="0"/>
               <w:jc w:val="left"/>
             </w:pPr>
@@ -1451,6 +1495,7 @@
           </w:tcPr>
           <w:p>
             <w:pPr>
+              <w:keepNext w:val="false"/>
               <w:spacing w:after="40" w:before="0"/>
               <w:jc w:val="left"/>
             </w:pPr>
@@ -1470,6 +1515,7 @@
           </w:p>
           <w:p>
             <w:pPr>
+              <w:keepNext w:val="false"/>
               <w:spacing w:after="40" w:before="0"/>
               <w:jc w:val="left"/>
             </w:pPr>
@@ -1489,6 +1535,7 @@
           </w:p>
           <w:p>
             <w:pPr>
+              <w:keepNext w:val="false"/>
               <w:spacing w:after="40" w:before="0"/>
               <w:jc w:val="left"/>
             </w:pPr>
@@ -1508,6 +1555,7 @@
           </w:p>
           <w:p>
             <w:pPr>
+              <w:keepNext w:val="false"/>
               <w:spacing w:after="40" w:before="0"/>
               <w:jc w:val="left"/>
             </w:pPr>
@@ -1569,6 +1617,7 @@
           </w:tcPr>
           <w:p>
             <w:pPr>
+              <w:keepNext/>
               <w:spacing w:after="40" w:before="0"/>
               <w:jc w:val="center"/>
             </w:pPr>
@@ -1603,6 +1652,7 @@
           </w:tcPr>
           <w:p>
             <w:pPr>
+              <w:keepNext w:val="false"/>
               <w:spacing w:after="40" w:before="0"/>
               <w:jc w:val="left"/>
             </w:pPr>
@@ -1635,6 +1685,7 @@
           </w:tcPr>
           <w:p>
             <w:pPr>
+              <w:keepNext w:val="false"/>
               <w:spacing w:after="40" w:before="0"/>
               <w:jc w:val="left"/>
             </w:pPr>
@@ -1654,6 +1705,7 @@
           </w:p>
           <w:p>
             <w:pPr>
+              <w:keepNext w:val="false"/>
               <w:spacing w:after="40" w:before="0"/>
               <w:jc w:val="left"/>
             </w:pPr>
@@ -1673,6 +1725,7 @@
           </w:p>
           <w:p>
             <w:pPr>
+              <w:keepNext w:val="false"/>
               <w:spacing w:after="40" w:before="0"/>
               <w:jc w:val="left"/>
             </w:pPr>
@@ -1692,6 +1745,7 @@
           </w:p>
           <w:p>
             <w:pPr>
+              <w:keepNext w:val="false"/>
               <w:spacing w:after="40" w:before="0"/>
               <w:jc w:val="left"/>
             </w:pPr>
@@ -1753,6 +1807,7 @@
           </w:tcPr>
           <w:p>
             <w:pPr>
+              <w:keepNext/>
               <w:spacing w:after="40" w:before="0"/>
               <w:jc w:val="center"/>
             </w:pPr>
@@ -1787,6 +1842,7 @@
           </w:tcPr>
           <w:p>
             <w:pPr>
+              <w:keepNext w:val="false"/>
               <w:spacing w:after="40" w:before="0"/>
               <w:jc w:val="left"/>
             </w:pPr>
@@ -1819,6 +1875,7 @@
           </w:tcPr>
           <w:p>
             <w:pPr>
+              <w:keepNext w:val="false"/>
               <w:spacing w:after="40" w:before="0"/>
               <w:jc w:val="left"/>
             </w:pPr>
@@ -1838,6 +1895,7 @@
           </w:p>
           <w:p>
             <w:pPr>
+              <w:keepNext w:val="false"/>
               <w:spacing w:after="40" w:before="0"/>
               <w:jc w:val="left"/>
             </w:pPr>
@@ -1857,6 +1915,7 @@
           </w:p>
           <w:p>
             <w:pPr>
+              <w:keepNext w:val="false"/>
               <w:spacing w:after="40" w:before="0"/>
               <w:jc w:val="left"/>
             </w:pPr>
@@ -1876,6 +1935,7 @@
           </w:p>
           <w:p>
             <w:pPr>
+              <w:keepNext w:val="false"/>
               <w:spacing w:after="40" w:before="0"/>
               <w:jc w:val="left"/>
             </w:pPr>
@@ -1895,6 +1955,7 @@
           </w:p>
           <w:p>
             <w:pPr>
+              <w:keepNext w:val="false"/>
               <w:spacing w:after="40" w:before="0"/>
               <w:jc w:val="left"/>
             </w:pPr>
@@ -1958,6 +2019,7 @@
           </w:tcPr>
           <w:p>
             <w:pPr>
+              <w:keepNext w:val="false"/>
               <w:spacing w:after="40" w:before="0"/>
               <w:jc w:val="center"/>
             </w:pPr>
@@ -1992,6 +2054,7 @@
           </w:tcPr>
           <w:p>
             <w:pPr>
+              <w:keepNext w:val="false"/>
               <w:spacing w:after="40" w:before="0"/>
               <w:jc w:val="left"/>
             </w:pPr>
@@ -2024,6 +2087,7 @@
           </w:tcPr>
           <w:p>
             <w:pPr>
+              <w:keepNext w:val="false"/>
               <w:spacing w:after="40" w:before="0"/>
               <w:jc w:val="left"/>
             </w:pPr>
@@ -2056,6 +2120,7 @@
           </w:tcPr>
           <w:p>
             <w:pPr>
+              <w:keepNext w:val="false"/>
               <w:spacing w:after="40" w:before="0"/>
               <w:jc w:val="left"/>
             </w:pPr>
@@ -2088,6 +2153,7 @@
           </w:tcPr>
           <w:p>
             <w:pPr>
+              <w:keepNext w:val="false"/>
               <w:spacing w:after="40" w:before="0"/>
               <w:jc w:val="left"/>
             </w:pPr>
@@ -2122,6 +2188,7 @@
           </w:tcPr>
           <w:p>
             <w:pPr>
+              <w:keepNext w:val="false"/>
               <w:spacing w:after="40" w:before="0"/>
               <w:jc w:val="left"/>
             </w:pPr>
@@ -2154,6 +2221,7 @@
           </w:tcPr>
           <w:p>
             <w:pPr>
+              <w:keepNext w:val="false"/>
               <w:spacing w:after="40" w:before="0"/>
               <w:jc w:val="left"/>
             </w:pPr>
@@ -2186,6 +2254,7 @@
           </w:tcPr>
           <w:p>
             <w:pPr>
+              <w:keepNext w:val="false"/>
               <w:spacing w:after="40" w:before="0"/>
               <w:jc w:val="left"/>
             </w:pPr>
@@ -2218,6 +2287,7 @@
           </w:tcPr>
           <w:p>
             <w:pPr>
+              <w:keepNext w:val="false"/>
               <w:spacing w:after="40" w:before="0"/>
               <w:jc w:val="left"/>
             </w:pPr>
@@ -2252,6 +2322,7 @@
           </w:tcPr>
           <w:p>
             <w:pPr>
+              <w:keepNext w:val="false"/>
               <w:spacing w:after="40" w:before="0"/>
               <w:jc w:val="left"/>
             </w:pPr>
@@ -2284,6 +2355,7 @@
           </w:tcPr>
           <w:p>
             <w:pPr>
+              <w:keepNext w:val="false"/>
               <w:spacing w:after="40" w:before="0"/>
               <w:jc w:val="left"/>
             </w:pPr>
@@ -2316,6 +2388,7 @@
           </w:tcPr>
           <w:p>
             <w:pPr>
+              <w:keepNext w:val="false"/>
               <w:spacing w:after="40" w:before="0"/>
               <w:jc w:val="left"/>
             </w:pPr>
@@ -2348,6 +2421,7 @@
           </w:tcPr>
           <w:p>
             <w:pPr>
+              <w:keepNext w:val="false"/>
               <w:spacing w:after="40" w:before="0"/>
               <w:jc w:val="left"/>
             </w:pPr>
@@ -2382,6 +2456,7 @@
           </w:tcPr>
           <w:p>
             <w:pPr>
+              <w:keepNext w:val="false"/>
               <w:spacing w:after="40" w:before="0"/>
               <w:jc w:val="left"/>
             </w:pPr>
@@ -2414,6 +2489,7 @@
           </w:tcPr>
           <w:p>
             <w:pPr>
+              <w:keepNext w:val="false"/>
               <w:spacing w:after="40" w:before="0"/>
               <w:jc w:val="left"/>
             </w:pPr>
@@ -2446,6 +2522,7 @@
           </w:tcPr>
           <w:p>
             <w:pPr>
+              <w:keepNext w:val="false"/>
               <w:spacing w:after="40" w:before="0"/>
               <w:jc w:val="left"/>
             </w:pPr>
@@ -2478,6 +2555,7 @@
           </w:tcPr>
           <w:p>
             <w:pPr>
+              <w:keepNext w:val="false"/>
               <w:spacing w:after="40" w:before="0"/>
               <w:jc w:val="left"/>
             </w:pPr>
@@ -2512,6 +2590,7 @@
           </w:tcPr>
           <w:p>
             <w:pPr>
+              <w:keepNext w:val="false"/>
               <w:spacing w:after="40" w:before="0"/>
               <w:jc w:val="left"/>
             </w:pPr>
@@ -2544,6 +2623,7 @@
           </w:tcPr>
           <w:p>
             <w:pPr>
+              <w:keepNext w:val="false"/>
               <w:spacing w:after="40" w:before="0"/>
               <w:jc w:val="left"/>
             </w:pPr>
@@ -2576,6 +2656,7 @@
           </w:tcPr>
           <w:p>
             <w:pPr>
+              <w:keepNext w:val="false"/>
               <w:spacing w:after="40" w:before="0"/>
               <w:jc w:val="left"/>
             </w:pPr>
@@ -2608,6 +2689,7 @@
           </w:tcPr>
           <w:p>
             <w:pPr>
+              <w:keepNext w:val="false"/>
               <w:spacing w:after="40" w:before="0"/>
               <w:jc w:val="left"/>
             </w:pPr>
@@ -2642,6 +2724,7 @@
           </w:tcPr>
           <w:p>
             <w:pPr>
+              <w:keepNext w:val="false"/>
               <w:spacing w:after="40" w:before="0"/>
               <w:jc w:val="left"/>
             </w:pPr>
@@ -2674,6 +2757,7 @@
           </w:tcPr>
           <w:p>
             <w:pPr>
+              <w:keepNext w:val="false"/>
               <w:spacing w:after="40" w:before="0"/>
               <w:jc w:val="left"/>
             </w:pPr>
@@ -2706,6 +2790,7 @@
           </w:tcPr>
           <w:p>
             <w:pPr>
+              <w:keepNext w:val="false"/>
               <w:spacing w:after="40" w:before="0"/>
               <w:jc w:val="left"/>
             </w:pPr>
@@ -2738,6 +2823,7 @@
           </w:tcPr>
           <w:p>
             <w:pPr>
+              <w:keepNext w:val="false"/>
               <w:spacing w:after="40" w:before="0"/>
               <w:jc w:val="left"/>
             </w:pPr>
@@ -2876,7 +2962,7 @@
         </w:rPr>
         <w:t xml:space="preserve">© 2026 SeaVuria and ARES. This work is licensed under a </w:t>
       </w:r>
-      <w:hyperlink w:history="1" r:id="rIdmmhip_1c3gsyxe9cxlxl_">
+      <w:hyperlink w:history="1" r:id="rIdpx8rzn814dogfjzma8_jd">
         <w:r>
           <w:rPr>
             <w:rFonts w:ascii="Arial" w:cs="Arial" w:eastAsia="Arial" w:hAnsi="Arial"/>
@@ -2896,7 +2982,7 @@
         </w:rPr>
         <w:t xml:space="preserve"> (</w:t>
       </w:r>
-      <w:hyperlink w:history="1" r:id="rIdspto9e8ktu2qcdj3vnq94">
+      <w:hyperlink w:history="1" r:id="rIdzgygt7exq1kimt7qn176w">
         <w:r>
           <w:rPr>
             <w:rFonts w:ascii="Arial" w:cs="Arial" w:eastAsia="Arial" w:hAnsi="Arial"/>
@@ -2916,7 +3002,7 @@
         </w:rPr>
         <w:t xml:space="preserve">). To view a copy of this license, visit </w:t>
       </w:r>
-      <w:hyperlink w:history="1" r:id="rIdl8xa6oxnbouqizrjszr7i">
+      <w:hyperlink w:history="1" r:id="rIdwzlvstbv0ro9miz6gaeim">
         <w:r>
           <w:rPr>
             <w:rFonts w:ascii="Arial" w:cs="Arial" w:eastAsia="Arial" w:hAnsi="Arial"/>

--- a/data/outputs/v2/Maths/SS2.1_Similarity_and_Enlargement/Mathematics_Similarity_and_Enlargement_FinalExplanation_TeacherKey.docx
+++ b/data/outputs/v2/Maths/SS2.1_Similarity_and_Enlargement/Mathematics_Similarity_and_Enlargement_FinalExplanation_TeacherKey.docx
@@ -2962,7 +2962,7 @@
         </w:rPr>
         <w:t xml:space="preserve">© 2026 SeaVuria and ARES. This work is licensed under a </w:t>
       </w:r>
-      <w:hyperlink w:history="1" r:id="rIdpx8rzn814dogfjzma8_jd">
+      <w:hyperlink w:history="1" r:id="rId-4zbf1xydbdnvb4ua4z55">
         <w:r>
           <w:rPr>
             <w:rFonts w:ascii="Arial" w:cs="Arial" w:eastAsia="Arial" w:hAnsi="Arial"/>
@@ -2982,7 +2982,7 @@
         </w:rPr>
         <w:t xml:space="preserve"> (</w:t>
       </w:r>
-      <w:hyperlink w:history="1" r:id="rIdzgygt7exq1kimt7qn176w">
+      <w:hyperlink w:history="1" r:id="rId6xrkjwy8xj1bka5cfp2vi">
         <w:r>
           <w:rPr>
             <w:rFonts w:ascii="Arial" w:cs="Arial" w:eastAsia="Arial" w:hAnsi="Arial"/>
@@ -3002,7 +3002,7 @@
         </w:rPr>
         <w:t xml:space="preserve">). To view a copy of this license, visit </w:t>
       </w:r>
-      <w:hyperlink w:history="1" r:id="rIdwzlvstbv0ro9miz6gaeim">
+      <w:hyperlink w:history="1" r:id="rId_lchnhf5hgoxprhmxpi1o">
         <w:r>
           <w:rPr>
             <w:rFonts w:ascii="Arial" w:cs="Arial" w:eastAsia="Arial" w:hAnsi="Arial"/>
